--- a/lb1/ЛР5_СклярукАД.docx
+++ b/lb1/ЛР5_СклярукАД.docx
@@ -635,7 +635,21 @@
                 <w:szCs w:val="28"/>
                 <w:lang w:eastAsia="en-US"/>
               </w:rPr>
-              <w:t>12.0</w:t>
+              <w:t>1</w:t>
+            </w:r>
+            <w:r>
+              <w:rPr>
+                <w:szCs w:val="28"/>
+                <w:lang w:val="en-US" w:eastAsia="en-US"/>
+              </w:rPr>
+              <w:t>3</w:t>
+            </w:r>
+            <w:r>
+              <w:rPr>
+                <w:szCs w:val="28"/>
+                <w:lang w:eastAsia="en-US"/>
+              </w:rPr>
+              <w:t>.0</w:t>
             </w:r>
             <w:r>
               <w:rPr>
@@ -841,12 +855,21 @@
                 <w:lang w:eastAsia="en-US"/>
               </w:rPr>
             </w:pPr>
+            <w:commentRangeStart w:id="3"/>
             <w:r>
               <w:rPr>
                 <w:szCs w:val="28"/>
                 <w:lang w:eastAsia="en-US"/>
               </w:rPr>
               <w:t>доцент ОЭЭ ИШЭ</w:t>
+            </w:r>
+            <w:commentRangeEnd w:id="3"/>
+            <w:r>
+              <w:rPr>
+                <w:rStyle w:val="af2"/>
+                <w:rFonts w:ascii="Calibri" w:eastAsia="Calibri" w:hAnsi="Calibri"/>
+              </w:rPr>
+              <w:commentReference w:id="3"/>
             </w:r>
           </w:p>
         </w:tc>
@@ -1118,6 +1141,12 @@
     </w:p>
     <w:sdt>
       <w:sdtPr>
+        <w:rPr>
+          <w:rFonts w:ascii="Times New Roman" w:eastAsia="Times New Roman" w:hAnsi="Times New Roman" w:cs="Times New Roman"/>
+          <w:color w:val="auto"/>
+          <w:sz w:val="28"/>
+          <w:szCs w:val="20"/>
+        </w:rPr>
         <w:id w:val="-1692752469"/>
         <w:docPartObj>
           <w:docPartGallery w:val="Table of Contents"/>
@@ -1126,12 +1155,8 @@
       </w:sdtPr>
       <w:sdtEndPr>
         <w:rPr>
-          <w:rFonts w:ascii="Times New Roman" w:eastAsia="Times New Roman" w:hAnsi="Times New Roman" w:cs="Times New Roman"/>
           <w:b/>
           <w:bCs/>
-          <w:color w:val="auto"/>
-          <w:sz w:val="28"/>
-          <w:szCs w:val="20"/>
         </w:rPr>
       </w:sdtEndPr>
       <w:sdtContent>
@@ -1319,7 +1344,21 @@
                 <w:rStyle w:val="a9"/>
                 <w:lang w:val="en-US" w:eastAsia="en-US"/>
               </w:rPr>
-              <w:t>1.1. Use case</w:t>
+              <w:t>1.1. Use c</w:t>
+            </w:r>
+            <w:r>
+              <w:rPr>
+                <w:rStyle w:val="a9"/>
+                <w:lang w:val="en-US" w:eastAsia="en-US"/>
+              </w:rPr>
+              <w:t>a</w:t>
+            </w:r>
+            <w:r>
+              <w:rPr>
+                <w:rStyle w:val="a9"/>
+                <w:lang w:val="en-US" w:eastAsia="en-US"/>
+              </w:rPr>
+              <w:t>se</w:t>
             </w:r>
             <w:r>
               <w:rPr>
@@ -2949,11 +2988,12 @@
       <w:pPr>
         <w:pStyle w:val="-"/>
       </w:pPr>
-      <w:bookmarkStart w:id="3" w:name="_Toc232250909"/>
-      <w:r>
+      <w:bookmarkStart w:id="4" w:name="_Toc232250909"/>
+      <w:r>
+        <w:lastRenderedPageBreak/>
         <w:t>Введение</w:t>
       </w:r>
-      <w:bookmarkEnd w:id="3"/>
+      <w:bookmarkEnd w:id="4"/>
     </w:p>
     <w:p>
       <w:pPr>
@@ -3219,11 +3259,12 @@
       <w:pPr>
         <w:pStyle w:val="1"/>
       </w:pPr>
-      <w:bookmarkStart w:id="4" w:name="_Toc232250910"/>
-      <w:r>
+      <w:bookmarkStart w:id="5" w:name="_Toc232250910"/>
+      <w:r>
+        <w:lastRenderedPageBreak/>
         <w:t>Основная часть</w:t>
       </w:r>
-      <w:bookmarkEnd w:id="4"/>
+      <w:bookmarkEnd w:id="5"/>
     </w:p>
     <w:p>
       <w:pPr>
@@ -3232,14 +3273,14 @@
           <w:lang w:val="en-US" w:eastAsia="en-US"/>
         </w:rPr>
       </w:pPr>
-      <w:bookmarkStart w:id="5" w:name="_Toc232250911"/>
+      <w:bookmarkStart w:id="6" w:name="_Toc232250911"/>
       <w:r>
         <w:rPr>
           <w:lang w:val="en-US" w:eastAsia="en-US"/>
         </w:rPr>
         <w:t>Use case</w:t>
       </w:r>
-      <w:bookmarkEnd w:id="5"/>
+      <w:bookmarkEnd w:id="6"/>
     </w:p>
     <w:p>
       <w:pPr>
@@ -3295,6 +3336,7 @@
       <w:pPr>
         <w:pStyle w:val="aff3"/>
       </w:pPr>
+      <w:commentRangeStart w:id="7"/>
       <w:r>
         <w:rPr>
           <w:noProof/>
@@ -3317,7 +3359,7 @@
                     </pic:cNvPicPr>
                   </pic:nvPicPr>
                   <pic:blipFill>
-                    <a:blip r:embed="rId9">
+                    <a:blip r:embed="rId13">
                       <a:extLst>
                         <a:ext uri="{28A0092B-C50C-407E-A947-70E740481C1C}">
                           <a14:useLocalDpi xmlns:a14="http://schemas.microsoft.com/office/drawing/2010/main" val="0"/>
@@ -3348,6 +3390,16 @@
           </wp:inline>
         </w:drawing>
       </w:r>
+      <w:commentRangeEnd w:id="7"/>
+      <w:r>
+        <w:rPr>
+          <w:rStyle w:val="af2"/>
+          <w:rFonts w:ascii="Calibri" w:eastAsia="Calibri" w:hAnsi="Calibri"/>
+          <w:color w:val="auto"/>
+          <w:lang w:eastAsia="ru-RU"/>
+        </w:rPr>
+        <w:commentReference w:id="7"/>
+      </w:r>
     </w:p>
     <w:p>
       <w:pPr>
@@ -3364,7 +3416,7 @@
           <w:lang w:eastAsia="en-US"/>
         </w:rPr>
       </w:pPr>
-      <w:bookmarkStart w:id="6" w:name="_Toc232250912"/>
+      <w:bookmarkStart w:id="8" w:name="_Toc232250912"/>
       <w:r>
         <w:rPr>
           <w:lang w:val="en-US" w:eastAsia="en-US"/>
@@ -3377,7 +3429,7 @@
         </w:rPr>
         <w:t xml:space="preserve"> диаграмма классов</w:t>
       </w:r>
-      <w:bookmarkEnd w:id="6"/>
+      <w:bookmarkEnd w:id="8"/>
     </w:p>
     <w:p>
       <w:pPr>
@@ -3413,6 +3465,7 @@
         <w:rPr>
           <w:noProof/>
         </w:rPr>
+        <w:lastRenderedPageBreak/>
         <w:drawing>
           <wp:inline distT="0" distB="0" distL="0" distR="0" wp14:anchorId="13BB5FF5" wp14:editId="262244CC">
             <wp:extent cx="6618746" cy="7077075"/>
@@ -3429,7 +3482,7 @@
                     <pic:cNvPicPr/>
                   </pic:nvPicPr>
                   <pic:blipFill>
-                    <a:blip r:embed="rId10"/>
+                    <a:blip r:embed="rId14"/>
                     <a:stretch>
                       <a:fillRect/>
                     </a:stretch>
@@ -3475,14 +3528,14 @@
           <w:lang w:eastAsia="en-US"/>
         </w:rPr>
       </w:pPr>
-      <w:bookmarkStart w:id="7" w:name="_Toc232250913"/>
+      <w:bookmarkStart w:id="9" w:name="_Toc232250913"/>
       <w:r>
         <w:rPr>
           <w:lang w:eastAsia="en-US"/>
         </w:rPr>
         <w:t>Описание классов</w:t>
       </w:r>
-      <w:bookmarkEnd w:id="7"/>
+      <w:bookmarkEnd w:id="9"/>
     </w:p>
     <w:p>
       <w:pPr>
@@ -3519,6 +3572,7 @@
         </w:rPr>
       </w:pPr>
       <w:r>
+        <w:lastRenderedPageBreak/>
         <w:t xml:space="preserve">Таблица 1 – </w:t>
       </w:r>
       <w:r>
@@ -4619,6 +4673,7 @@
               <w:pStyle w:val="aff7"/>
             </w:pPr>
             <w:r>
+              <w:lastRenderedPageBreak/>
               <w:t>+ {abstract} CalculateVolume()</w:t>
             </w:r>
           </w:p>
@@ -5166,8 +5221,17 @@
             <w:pPr>
               <w:pStyle w:val="TNR"/>
             </w:pPr>
+            <w:commentRangeStart w:id="10"/>
             <w:r>
               <w:t>Меоды</w:t>
+            </w:r>
+            <w:commentRangeEnd w:id="10"/>
+            <w:r>
+              <w:rPr>
+                <w:rStyle w:val="af2"/>
+                <w:rFonts w:ascii="Calibri" w:eastAsia="Calibri" w:hAnsi="Calibri"/>
+              </w:rPr>
+              <w:commentReference w:id="10"/>
             </w:r>
           </w:p>
         </w:tc>
@@ -5387,11 +5451,20 @@
             <w:pPr>
               <w:pStyle w:val="aff7"/>
             </w:pPr>
+            <w:commentRangeStart w:id="11"/>
             <w:r>
               <w:t>Класс, представляющий пирамиду с прямоугольным ос</w:t>
             </w:r>
             <w:r>
               <w:t>нованием. Наследует `ShapeBase`</w:t>
+            </w:r>
+            <w:commentRangeEnd w:id="11"/>
+            <w:r>
+              <w:rPr>
+                <w:rStyle w:val="af2"/>
+                <w:rFonts w:ascii="Calibri" w:eastAsia="Calibri" w:hAnsi="Calibri"/>
+              </w:rPr>
+              <w:commentReference w:id="11"/>
             </w:r>
           </w:p>
         </w:tc>
@@ -5589,6 +5662,7 @@
               <w:pStyle w:val="aff7"/>
             </w:pPr>
             <w:r>
+              <w:lastRenderedPageBreak/>
               <w:t>+ override Name</w:t>
             </w:r>
           </w:p>
@@ -6486,6 +6560,7 @@
               <w:pStyle w:val="aff7"/>
             </w:pPr>
             <w:r>
+              <w:lastRenderedPageBreak/>
               <w:t>Методы</w:t>
             </w:r>
           </w:p>
@@ -6606,14 +6681,14 @@
           <w:lang w:eastAsia="en-US"/>
         </w:rPr>
       </w:pPr>
-      <w:bookmarkStart w:id="8" w:name="_Toc232250914"/>
+      <w:bookmarkStart w:id="12" w:name="_Toc232250914"/>
       <w:r>
         <w:rPr>
           <w:lang w:eastAsia="en-US"/>
         </w:rPr>
         <w:t>Дерево ветвлений Git</w:t>
       </w:r>
-      <w:bookmarkEnd w:id="8"/>
+      <w:bookmarkEnd w:id="12"/>
     </w:p>
     <w:p>
       <w:pPr>
@@ -6657,7 +6732,7 @@
                     <pic:cNvPicPr/>
                   </pic:nvPicPr>
                   <pic:blipFill>
-                    <a:blip r:embed="rId11"/>
+                    <a:blip r:embed="rId15"/>
                     <a:stretch>
                       <a:fillRect/>
                     </a:stretch>
@@ -6707,7 +6782,7 @@
                     <pic:cNvPicPr/>
                   </pic:nvPicPr>
                   <pic:blipFill rotWithShape="1">
-                    <a:blip r:embed="rId12"/>
+                    <a:blip r:embed="rId16"/>
                     <a:srcRect l="271"/>
                     <a:stretch/>
                   </pic:blipFill>
@@ -6756,14 +6831,14 @@
           <w:lang w:eastAsia="en-US"/>
         </w:rPr>
       </w:pPr>
-      <w:bookmarkStart w:id="9" w:name="_Toc232250915"/>
+      <w:bookmarkStart w:id="13" w:name="_Toc232250915"/>
       <w:r>
         <w:rPr>
           <w:lang w:eastAsia="en-US"/>
         </w:rPr>
         <w:t>Тестирование программы</w:t>
       </w:r>
-      <w:bookmarkEnd w:id="9"/>
+      <w:bookmarkEnd w:id="13"/>
     </w:p>
     <w:p>
       <w:r>
@@ -6775,318 +6850,15 @@
         <w:pStyle w:val="aff3"/>
       </w:pPr>
       <w:r>
+        <w:rPr>
+          <w:noProof/>
+        </w:rPr>
+        <w:lastRenderedPageBreak/>
         <w:drawing>
           <wp:inline distT="0" distB="0" distL="0" distR="0" wp14:anchorId="22212A94" wp14:editId="12322CAA">
             <wp:extent cx="4818297" cy="2601229"/>
             <wp:effectExtent l="0" t="0" r="1905" b="8890"/>
             <wp:docPr id="2" name="Рисунок 2"/>
-            <wp:cNvGraphicFramePr>
-              <a:graphicFrameLocks xmlns:a="http://schemas.openxmlformats.org/drawingml/2006/main" noChangeAspect="1"/>
-            </wp:cNvGraphicFramePr>
-            <a:graphic xmlns:a="http://schemas.openxmlformats.org/drawingml/2006/main">
-              <a:graphicData uri="http://schemas.openxmlformats.org/drawingml/2006/picture">
-                <pic:pic xmlns:pic="http://schemas.openxmlformats.org/drawingml/2006/picture">
-                  <pic:nvPicPr>
-                    <pic:cNvPr id="1" name=""/>
-                    <pic:cNvPicPr/>
-                  </pic:nvPicPr>
-                  <pic:blipFill>
-                    <a:blip r:embed="rId13"/>
-                    <a:stretch>
-                      <a:fillRect/>
-                    </a:stretch>
-                  </pic:blipFill>
-                  <pic:spPr>
-                    <a:xfrm>
-                      <a:off x="0" y="0"/>
-                      <a:ext cx="4840218" cy="2613063"/>
-                    </a:xfrm>
-                    <a:prstGeom prst="rect">
-                      <a:avLst/>
-                    </a:prstGeom>
-                  </pic:spPr>
-                </pic:pic>
-              </a:graphicData>
-            </a:graphic>
-          </wp:inline>
-        </w:drawing>
-      </w:r>
-    </w:p>
-    <w:p>
-      <w:pPr>
-        <w:pStyle w:val="aff3"/>
-      </w:pPr>
-      <w:r>
-        <w:t>Рисунок 4 – Графический интерфейс</w:t>
-      </w:r>
-    </w:p>
-    <w:p>
-      <w:pPr>
-        <w:pStyle w:val="2"/>
-      </w:pPr>
-      <w:bookmarkStart w:id="10" w:name="_Toc228030590"/>
-      <w:bookmarkStart w:id="11" w:name="_Toc232250916"/>
-      <w:r>
-        <w:t xml:space="preserve">Тест №1 – Добавление </w:t>
-      </w:r>
-      <w:bookmarkEnd w:id="10"/>
-      <w:r>
-        <w:t>фигуры</w:t>
-      </w:r>
-      <w:bookmarkEnd w:id="11"/>
-    </w:p>
-    <w:p>
-      <w:r>
-        <w:t xml:space="preserve">Для добавления </w:t>
-      </w:r>
-      <w:r>
-        <w:t xml:space="preserve">фигуры </w:t>
-      </w:r>
-      <w:r>
-        <w:t>необходимо вызвать соответствующую форму путём нажатия кнопки «Добави</w:t>
-      </w:r>
-      <w:r>
-        <w:t xml:space="preserve">ть </w:t>
-      </w:r>
-      <w:r>
-        <w:t>фигуру</w:t>
-      </w:r>
-      <w:r>
-        <w:t>»</w:t>
-      </w:r>
-      <w:r>
-        <w:t xml:space="preserve">. </w:t>
-      </w:r>
-      <w:r>
-        <w:t xml:space="preserve">На рисунке </w:t>
-      </w:r>
-      <w:r>
-        <w:t>5</w:t>
-      </w:r>
-      <w:r>
-        <w:t xml:space="preserve"> изображено окно добавления </w:t>
-      </w:r>
-      <w:r>
-        <w:t>фигуры</w:t>
-      </w:r>
-      <w:r>
-        <w:t>.</w:t>
-      </w:r>
-    </w:p>
-    <w:p>
-      <w:pPr>
-        <w:pStyle w:val="aff3"/>
-      </w:pPr>
-      <w:r>
-        <w:drawing>
-          <wp:inline distT="0" distB="0" distL="0" distR="0" wp14:anchorId="4CFB7BA8" wp14:editId="66C3BF9C">
-            <wp:extent cx="3877216" cy="2191056"/>
-            <wp:effectExtent l="0" t="0" r="9525" b="0"/>
-            <wp:docPr id="8" name="Рисунок 8"/>
-            <wp:cNvGraphicFramePr>
-              <a:graphicFrameLocks xmlns:a="http://schemas.openxmlformats.org/drawingml/2006/main" noChangeAspect="1"/>
-            </wp:cNvGraphicFramePr>
-            <a:graphic xmlns:a="http://schemas.openxmlformats.org/drawingml/2006/main">
-              <a:graphicData uri="http://schemas.openxmlformats.org/drawingml/2006/picture">
-                <pic:pic xmlns:pic="http://schemas.openxmlformats.org/drawingml/2006/picture">
-                  <pic:nvPicPr>
-                    <pic:cNvPr id="1" name=""/>
-                    <pic:cNvPicPr/>
-                  </pic:nvPicPr>
-                  <pic:blipFill>
-                    <a:blip r:embed="rId14"/>
-                    <a:stretch>
-                      <a:fillRect/>
-                    </a:stretch>
-                  </pic:blipFill>
-                  <pic:spPr>
-                    <a:xfrm>
-                      <a:off x="0" y="0"/>
-                      <a:ext cx="3877216" cy="2191056"/>
-                    </a:xfrm>
-                    <a:prstGeom prst="rect">
-                      <a:avLst/>
-                    </a:prstGeom>
-                  </pic:spPr>
-                </pic:pic>
-              </a:graphicData>
-            </a:graphic>
-          </wp:inline>
-        </w:drawing>
-      </w:r>
-    </w:p>
-    <w:p>
-      <w:pPr>
-        <w:pStyle w:val="aff3"/>
-      </w:pPr>
-      <w:r>
-        <w:t xml:space="preserve">Рисунок 5 – Форма для добавления </w:t>
-      </w:r>
-      <w:r>
-        <w:t>фигуры</w:t>
-      </w:r>
-    </w:p>
-    <w:p>
-      <w:pPr>
-        <w:rPr>
-          <w:lang w:eastAsia="en-US"/>
-        </w:rPr>
-      </w:pPr>
-      <w:r>
-        <w:rPr>
-          <w:lang w:eastAsia="en-US"/>
-        </w:rPr>
-        <w:t>Пользователь может выбрать, какую конкретно фигуру необходимо добавить.</w:t>
-      </w:r>
-    </w:p>
-    <w:p>
-      <w:pPr>
-        <w:pStyle w:val="aff3"/>
-      </w:pPr>
-      <w:r>
-        <w:drawing>
-          <wp:inline distT="0" distB="0" distL="0" distR="0" wp14:anchorId="53EEBF27" wp14:editId="09281828">
-            <wp:extent cx="3877216" cy="2162477"/>
-            <wp:effectExtent l="0" t="0" r="9525" b="9525"/>
-            <wp:docPr id="10" name="Рисунок 10"/>
-            <wp:cNvGraphicFramePr>
-              <a:graphicFrameLocks xmlns:a="http://schemas.openxmlformats.org/drawingml/2006/main" noChangeAspect="1"/>
-            </wp:cNvGraphicFramePr>
-            <a:graphic xmlns:a="http://schemas.openxmlformats.org/drawingml/2006/main">
-              <a:graphicData uri="http://schemas.openxmlformats.org/drawingml/2006/picture">
-                <pic:pic xmlns:pic="http://schemas.openxmlformats.org/drawingml/2006/picture">
-                  <pic:nvPicPr>
-                    <pic:cNvPr id="1" name=""/>
-                    <pic:cNvPicPr/>
-                  </pic:nvPicPr>
-                  <pic:blipFill>
-                    <a:blip r:embed="rId15"/>
-                    <a:stretch>
-                      <a:fillRect/>
-                    </a:stretch>
-                  </pic:blipFill>
-                  <pic:spPr>
-                    <a:xfrm>
-                      <a:off x="0" y="0"/>
-                      <a:ext cx="3877216" cy="2162477"/>
-                    </a:xfrm>
-                    <a:prstGeom prst="rect">
-                      <a:avLst/>
-                    </a:prstGeom>
-                  </pic:spPr>
-                </pic:pic>
-              </a:graphicData>
-            </a:graphic>
-          </wp:inline>
-        </w:drawing>
-      </w:r>
-      <w:r>
-        <w:t xml:space="preserve"> </w:t>
-      </w:r>
-    </w:p>
-    <w:p>
-      <w:pPr>
-        <w:pStyle w:val="aff3"/>
-      </w:pPr>
-      <w:r>
-        <w:t xml:space="preserve">Рисунок </w:t>
-      </w:r>
-      <w:r>
-        <w:t>6</w:t>
-      </w:r>
-      <w:r>
-        <w:t xml:space="preserve"> – </w:t>
-      </w:r>
-      <w:r>
-        <w:t xml:space="preserve">Добавление фигуры «Пирамида» </w:t>
-      </w:r>
-    </w:p>
-    <w:p>
-      <w:pPr>
-        <w:pStyle w:val="aff3"/>
-      </w:pPr>
-      <w:r>
-        <w:drawing>
-          <wp:inline distT="0" distB="0" distL="0" distR="0" wp14:anchorId="6EE24252" wp14:editId="7917396C">
-            <wp:extent cx="3896269" cy="2143424"/>
-            <wp:effectExtent l="0" t="0" r="9525" b="9525"/>
-            <wp:docPr id="11" name="Рисунок 11"/>
-            <wp:cNvGraphicFramePr>
-              <a:graphicFrameLocks xmlns:a="http://schemas.openxmlformats.org/drawingml/2006/main" noChangeAspect="1"/>
-            </wp:cNvGraphicFramePr>
-            <a:graphic xmlns:a="http://schemas.openxmlformats.org/drawingml/2006/main">
-              <a:graphicData uri="http://schemas.openxmlformats.org/drawingml/2006/picture">
-                <pic:pic xmlns:pic="http://schemas.openxmlformats.org/drawingml/2006/picture">
-                  <pic:nvPicPr>
-                    <pic:cNvPr id="1" name=""/>
-                    <pic:cNvPicPr/>
-                  </pic:nvPicPr>
-                  <pic:blipFill>
-                    <a:blip r:embed="rId16"/>
-                    <a:stretch>
-                      <a:fillRect/>
-                    </a:stretch>
-                  </pic:blipFill>
-                  <pic:spPr>
-                    <a:xfrm>
-                      <a:off x="0" y="0"/>
-                      <a:ext cx="3896269" cy="2143424"/>
-                    </a:xfrm>
-                    <a:prstGeom prst="rect">
-                      <a:avLst/>
-                    </a:prstGeom>
-                  </pic:spPr>
-                </pic:pic>
-              </a:graphicData>
-            </a:graphic>
-          </wp:inline>
-        </w:drawing>
-      </w:r>
-    </w:p>
-    <w:p>
-      <w:pPr>
-        <w:pStyle w:val="aff3"/>
-      </w:pPr>
-      <w:r>
-        <w:t xml:space="preserve">Рисунок </w:t>
-      </w:r>
-      <w:r>
-        <w:t>7</w:t>
-      </w:r>
-      <w:r>
-        <w:t xml:space="preserve"> – Добавление фигуры «</w:t>
-      </w:r>
-      <w:r>
-        <w:t>Параллелепипед</w:t>
-      </w:r>
-      <w:r>
-        <w:t>»</w:t>
-      </w:r>
-    </w:p>
-    <w:p>
-      <w:r>
-        <w:t xml:space="preserve">Пользователь должен внести корректные данные в каждое поле для продолжения. </w:t>
-      </w:r>
-      <w:r>
-        <w:t xml:space="preserve">Пример приведен на рисунке </w:t>
-      </w:r>
-      <w:r>
-        <w:t>8</w:t>
-      </w:r>
-      <w:r>
-        <w:t>.</w:t>
-      </w:r>
-    </w:p>
-    <w:p>
-      <w:pPr>
-        <w:pStyle w:val="aff3"/>
-      </w:pPr>
-      <w:r>
-        <w:drawing>
-          <wp:inline distT="0" distB="0" distL="0" distR="0" wp14:anchorId="1AE73E14" wp14:editId="34454E3F">
-            <wp:extent cx="3877216" cy="2133898"/>
-            <wp:effectExtent l="0" t="0" r="9525" b="0"/>
-            <wp:docPr id="12" name="Рисунок 12"/>
             <wp:cNvGraphicFramePr>
               <a:graphicFrameLocks xmlns:a="http://schemas.openxmlformats.org/drawingml/2006/main" noChangeAspect="1"/>
             </wp:cNvGraphicFramePr>
@@ -7106,7 +6878,7 @@
                   <pic:spPr>
                     <a:xfrm>
                       <a:off x="0" y="0"/>
-                      <a:ext cx="3877216" cy="2133898"/>
+                      <a:ext cx="4840218" cy="2613063"/>
                     </a:xfrm>
                     <a:prstGeom prst="rect">
                       <a:avLst/>
@@ -7124,13 +6896,71 @@
         <w:pStyle w:val="aff3"/>
       </w:pPr>
       <w:r>
-        <w:t xml:space="preserve">Рисунок </w:t>
-      </w:r>
-      <w:r>
-        <w:t>8</w:t>
-      </w:r>
-      <w:r>
-        <w:t xml:space="preserve"> – Заполнение полей</w:t>
+        <w:t>Рисунок 4 – Графический интерфейс</w:t>
+      </w:r>
+    </w:p>
+    <w:p>
+      <w:pPr>
+        <w:pStyle w:val="2"/>
+      </w:pPr>
+      <w:bookmarkStart w:id="14" w:name="_Toc228030590"/>
+      <w:bookmarkStart w:id="15" w:name="_Toc232250916"/>
+      <w:commentRangeStart w:id="16"/>
+      <w:r>
+        <w:t>Тест</w:t>
+      </w:r>
+      <w:commentRangeEnd w:id="16"/>
+      <w:r>
+        <w:rPr>
+          <w:rStyle w:val="af2"/>
+          <w:rFonts w:ascii="Calibri" w:eastAsia="Calibri" w:hAnsi="Calibri"/>
+          <w:b w:val="0"/>
+          <w:bCs w:val="0"/>
+        </w:rPr>
+        <w:commentReference w:id="16"/>
+      </w:r>
+      <w:r>
+        <w:t xml:space="preserve"> №1 – Добавление </w:t>
+      </w:r>
+      <w:bookmarkEnd w:id="14"/>
+      <w:r>
+        <w:t>фигуры</w:t>
+      </w:r>
+      <w:bookmarkEnd w:id="15"/>
+    </w:p>
+    <w:p>
+      <w:r>
+        <w:t xml:space="preserve">Для добавления </w:t>
+      </w:r>
+      <w:r>
+        <w:t xml:space="preserve">фигуры </w:t>
+      </w:r>
+      <w:r>
+        <w:t>необходимо вызвать соответствующую форму путём нажатия кнопки «Добави</w:t>
+      </w:r>
+      <w:r>
+        <w:t>ть фигуру</w:t>
+      </w:r>
+      <w:r>
+        <w:t>»</w:t>
+      </w:r>
+      <w:r>
+        <w:t xml:space="preserve">. </w:t>
+      </w:r>
+      <w:r>
+        <w:t xml:space="preserve">На рисунке </w:t>
+      </w:r>
+      <w:r>
+        <w:t>5</w:t>
+      </w:r>
+      <w:r>
+        <w:t xml:space="preserve"> изображено окно добавления </w:t>
+      </w:r>
+      <w:r>
+        <w:t>фигуры</w:t>
+      </w:r>
+      <w:r>
+        <w:t>.</w:t>
       </w:r>
     </w:p>
     <w:p>
@@ -7138,11 +6968,14 @@
         <w:pStyle w:val="aff3"/>
       </w:pPr>
       <w:r>
+        <w:rPr>
+          <w:noProof/>
+        </w:rPr>
         <w:drawing>
-          <wp:inline distT="0" distB="0" distL="0" distR="0" wp14:anchorId="7E34FEA5" wp14:editId="33A9B5FC">
-            <wp:extent cx="4836519" cy="2602292"/>
-            <wp:effectExtent l="0" t="0" r="2540" b="7620"/>
-            <wp:docPr id="20" name="Рисунок 20"/>
+          <wp:inline distT="0" distB="0" distL="0" distR="0" wp14:anchorId="4CFB7BA8" wp14:editId="66C3BF9C">
+            <wp:extent cx="3877216" cy="2191056"/>
+            <wp:effectExtent l="0" t="0" r="9525" b="0"/>
+            <wp:docPr id="8" name="Рисунок 8"/>
             <wp:cNvGraphicFramePr>
               <a:graphicFrameLocks xmlns:a="http://schemas.openxmlformats.org/drawingml/2006/main" noChangeAspect="1"/>
             </wp:cNvGraphicFramePr>
@@ -7162,7 +6995,7 @@
                   <pic:spPr>
                     <a:xfrm>
                       <a:off x="0" y="0"/>
-                      <a:ext cx="4848218" cy="2608587"/>
+                      <a:ext cx="3877216" cy="2191056"/>
                     </a:xfrm>
                     <a:prstGeom prst="rect">
                       <a:avLst/>
@@ -7180,32 +7013,20 @@
         <w:pStyle w:val="aff3"/>
       </w:pPr>
       <w:r>
-        <w:t xml:space="preserve">Рисунок </w:t>
-      </w:r>
-      <w:r>
-        <w:t>9</w:t>
-      </w:r>
-      <w:r>
-        <w:t xml:space="preserve"> – Отображение добавленного элемента</w:t>
-      </w:r>
-    </w:p>
-    <w:p>
-      <w:pPr>
-        <w:rPr>
-          <w:lang w:val="en-US"/>
-        </w:rPr>
-      </w:pPr>
-      <w:r>
-        <w:t>В программе предусмотрена система обработки некорректного ввода данных пользователем.</w:t>
-      </w:r>
-      <w:r>
-        <w:t xml:space="preserve"> На рисунке </w:t>
-      </w:r>
-      <w:r>
-        <w:t>10</w:t>
-      </w:r>
-      <w:r>
-        <w:t xml:space="preserve"> приводится пример обработки пустого ввода.</w:t>
+        <w:t>Рисунок 5 – Форма для добавления фигуры</w:t>
+      </w:r>
+    </w:p>
+    <w:p>
+      <w:pPr>
+        <w:rPr>
+          <w:lang w:eastAsia="en-US"/>
+        </w:rPr>
+      </w:pPr>
+      <w:r>
+        <w:rPr>
+          <w:lang w:eastAsia="en-US"/>
+        </w:rPr>
+        <w:t>Пользователь может выбрать, какую конкретно фигуру необходимо добавить.</w:t>
       </w:r>
     </w:p>
     <w:p>
@@ -7213,11 +7034,15 @@
         <w:pStyle w:val="aff3"/>
       </w:pPr>
       <w:r>
+        <w:rPr>
+          <w:noProof/>
+        </w:rPr>
+        <w:lastRenderedPageBreak/>
         <w:drawing>
-          <wp:inline distT="0" distB="0" distL="0" distR="0" wp14:anchorId="70A7F567" wp14:editId="767E56B1">
-            <wp:extent cx="3886742" cy="2152950"/>
-            <wp:effectExtent l="0" t="0" r="0" b="0"/>
-            <wp:docPr id="21" name="Рисунок 21"/>
+          <wp:inline distT="0" distB="0" distL="0" distR="0" wp14:anchorId="53EEBF27" wp14:editId="09281828">
+            <wp:extent cx="3877216" cy="2162477"/>
+            <wp:effectExtent l="0" t="0" r="9525" b="9525"/>
+            <wp:docPr id="10" name="Рисунок 10"/>
             <wp:cNvGraphicFramePr>
               <a:graphicFrameLocks xmlns:a="http://schemas.openxmlformats.org/drawingml/2006/main" noChangeAspect="1"/>
             </wp:cNvGraphicFramePr>
@@ -7237,7 +7062,7 @@
                   <pic:spPr>
                     <a:xfrm>
                       <a:off x="0" y="0"/>
-                      <a:ext cx="3886742" cy="2152950"/>
+                      <a:ext cx="3877216" cy="2162477"/>
                     </a:xfrm>
                     <a:prstGeom prst="rect">
                       <a:avLst/>
@@ -7249,33 +7074,16 @@
           </wp:inline>
         </w:drawing>
       </w:r>
+      <w:r>
+        <w:t xml:space="preserve"> </w:t>
+      </w:r>
     </w:p>
     <w:p>
       <w:pPr>
         <w:pStyle w:val="aff3"/>
       </w:pPr>
       <w:r>
-        <w:t xml:space="preserve">Рисунок </w:t>
-      </w:r>
-      <w:r>
-        <w:t>10</w:t>
-      </w:r>
-      <w:r>
-        <w:t xml:space="preserve"> – Попытка пустого ввода (Пример №1)</w:t>
-      </w:r>
-    </w:p>
-    <w:p>
-      <w:pPr>
-        <w:pStyle w:val="TNR"/>
-      </w:pPr>
-      <w:r>
-        <w:t>При попытки пустого ввода выводится сообщение об ошибке</w:t>
-      </w:r>
-      <w:r>
-        <w:t>, с просьбой заполнить все поля фигуры</w:t>
-      </w:r>
-      <w:r>
-        <w:t>.</w:t>
+        <w:t xml:space="preserve">Рисунок 6 – Добавление фигуры «Пирамида» </w:t>
       </w:r>
     </w:p>
     <w:p>
@@ -7283,11 +7091,14 @@
         <w:pStyle w:val="aff3"/>
       </w:pPr>
       <w:r>
+        <w:rPr>
+          <w:noProof/>
+        </w:rPr>
         <w:drawing>
-          <wp:inline distT="0" distB="0" distL="0" distR="0" wp14:anchorId="04AF7A53" wp14:editId="5AF47C5F">
-            <wp:extent cx="2486372" cy="1457528"/>
+          <wp:inline distT="0" distB="0" distL="0" distR="0" wp14:anchorId="6EE24252" wp14:editId="7917396C">
+            <wp:extent cx="3896269" cy="2143424"/>
             <wp:effectExtent l="0" t="0" r="9525" b="9525"/>
-            <wp:docPr id="22" name="Рисунок 22"/>
+            <wp:docPr id="11" name="Рисунок 11"/>
             <wp:cNvGraphicFramePr>
               <a:graphicFrameLocks xmlns:a="http://schemas.openxmlformats.org/drawingml/2006/main" noChangeAspect="1"/>
             </wp:cNvGraphicFramePr>
@@ -7307,7 +7118,7 @@
                   <pic:spPr>
                     <a:xfrm>
                       <a:off x="0" y="0"/>
-                      <a:ext cx="2486372" cy="1457528"/>
+                      <a:ext cx="3896269" cy="2143424"/>
                     </a:xfrm>
                     <a:prstGeom prst="rect">
                       <a:avLst/>
@@ -7325,24 +7136,18 @@
         <w:pStyle w:val="aff3"/>
       </w:pPr>
       <w:r>
-        <w:t xml:space="preserve">Рисунок </w:t>
-      </w:r>
-      <w:r>
-        <w:t>11</w:t>
-      </w:r>
-      <w:r>
-        <w:t xml:space="preserve"> – Сообщение об ошибке</w:t>
-      </w:r>
-    </w:p>
-    <w:p>
-      <w:pPr>
-        <w:pStyle w:val="TNR"/>
-      </w:pPr>
-      <w:r>
-        <w:t xml:space="preserve">Далее приведен пример обработки при </w:t>
-      </w:r>
-      <w:r>
-        <w:t>заполнении только части полей</w:t>
+        <w:t>Рисунок 7 – Добавление фигуры «Параллелепипед»</w:t>
+      </w:r>
+    </w:p>
+    <w:p>
+      <w:r>
+        <w:t xml:space="preserve">Пользователь должен внести корректные данные в каждое поле для продолжения. </w:t>
+      </w:r>
+      <w:r>
+        <w:t xml:space="preserve">Пример приведен на рисунке </w:t>
+      </w:r>
+      <w:r>
+        <w:t>8</w:t>
       </w:r>
       <w:r>
         <w:t>.</w:t>
@@ -7353,11 +7158,14 @@
         <w:pStyle w:val="aff3"/>
       </w:pPr>
       <w:r>
+        <w:rPr>
+          <w:noProof/>
+        </w:rPr>
         <w:drawing>
-          <wp:inline distT="0" distB="0" distL="0" distR="0" wp14:anchorId="1EFBE769" wp14:editId="40E95A78">
-            <wp:extent cx="3867690" cy="2162477"/>
-            <wp:effectExtent l="0" t="0" r="0" b="9525"/>
-            <wp:docPr id="23" name="Рисунок 23"/>
+          <wp:inline distT="0" distB="0" distL="0" distR="0" wp14:anchorId="1AE73E14" wp14:editId="34454E3F">
+            <wp:extent cx="3877216" cy="2133898"/>
+            <wp:effectExtent l="0" t="0" r="9525" b="0"/>
+            <wp:docPr id="12" name="Рисунок 12"/>
             <wp:cNvGraphicFramePr>
               <a:graphicFrameLocks xmlns:a="http://schemas.openxmlformats.org/drawingml/2006/main" noChangeAspect="1"/>
             </wp:cNvGraphicFramePr>
@@ -7377,7 +7185,7 @@
                   <pic:spPr>
                     <a:xfrm>
                       <a:off x="0" y="0"/>
-                      <a:ext cx="3867690" cy="2162477"/>
+                      <a:ext cx="3877216" cy="2133898"/>
                     </a:xfrm>
                     <a:prstGeom prst="rect">
                       <a:avLst/>
@@ -7395,33 +7203,13 @@
         <w:pStyle w:val="aff3"/>
       </w:pPr>
       <w:r>
-        <w:t>Рисунок 1</w:t>
-      </w:r>
-      <w:r>
-        <w:t>2</w:t>
-      </w:r>
-      <w:r>
-        <w:t xml:space="preserve"> – Некорректный ввод (Пример №2)</w:t>
-      </w:r>
-    </w:p>
-    <w:p>
-      <w:pPr>
-        <w:pStyle w:val="TNR"/>
-      </w:pPr>
-      <w:r>
-        <w:t xml:space="preserve">Если </w:t>
-      </w:r>
-      <w:r>
-        <w:t>заполнены не все поля</w:t>
-      </w:r>
-      <w:r>
-        <w:t xml:space="preserve">, выводится ошибка с </w:t>
-      </w:r>
-      <w:r>
-        <w:t>аналогичным сообщением</w:t>
-      </w:r>
-      <w:r>
-        <w:t xml:space="preserve">. </w:t>
+        <w:t xml:space="preserve">Рисунок </w:t>
+      </w:r>
+      <w:r>
+        <w:t>8</w:t>
+      </w:r>
+      <w:r>
+        <w:t xml:space="preserve"> – Заполнение полей</w:t>
       </w:r>
     </w:p>
     <w:p>
@@ -7429,11 +7217,15 @@
         <w:pStyle w:val="aff3"/>
       </w:pPr>
       <w:r>
+        <w:rPr>
+          <w:noProof/>
+        </w:rPr>
+        <w:lastRenderedPageBreak/>
         <w:drawing>
-          <wp:inline distT="0" distB="0" distL="0" distR="0" wp14:anchorId="2716FFD2" wp14:editId="3860E64B">
-            <wp:extent cx="2495898" cy="1419423"/>
-            <wp:effectExtent l="0" t="0" r="0" b="9525"/>
-            <wp:docPr id="24" name="Рисунок 24"/>
+          <wp:inline distT="0" distB="0" distL="0" distR="0" wp14:anchorId="7E34FEA5" wp14:editId="33A9B5FC">
+            <wp:extent cx="4836519" cy="2602292"/>
+            <wp:effectExtent l="0" t="0" r="2540" b="7620"/>
+            <wp:docPr id="20" name="Рисунок 20"/>
             <wp:cNvGraphicFramePr>
               <a:graphicFrameLocks xmlns:a="http://schemas.openxmlformats.org/drawingml/2006/main" noChangeAspect="1"/>
             </wp:cNvGraphicFramePr>
@@ -7453,7 +7245,7 @@
                   <pic:spPr>
                     <a:xfrm>
                       <a:off x="0" y="0"/>
-                      <a:ext cx="2495898" cy="1419423"/>
+                      <a:ext cx="4848218" cy="2608587"/>
                     </a:xfrm>
                     <a:prstGeom prst="rect">
                       <a:avLst/>
@@ -7471,69 +7263,32 @@
         <w:pStyle w:val="aff3"/>
       </w:pPr>
       <w:r>
-        <w:t>Рисунок 1</w:t>
-      </w:r>
-      <w:r>
-        <w:t>3</w:t>
-      </w:r>
-      <w:r>
-        <w:t xml:space="preserve"> – Сообщение об ошибке</w:t>
-      </w:r>
-    </w:p>
-    <w:p>
-      <w:pPr>
-        <w:pStyle w:val="2"/>
-      </w:pPr>
-      <w:bookmarkStart w:id="12" w:name="_Toc228030591"/>
-      <w:bookmarkStart w:id="13" w:name="_Toc232250917"/>
-      <w:r>
-        <w:t>Тест №</w:t>
-      </w:r>
-      <w:r>
-        <w:t>2 – Удаление элемента</w:t>
-      </w:r>
-      <w:bookmarkEnd w:id="12"/>
-      <w:bookmarkEnd w:id="13"/>
-    </w:p>
-    <w:p>
-      <w:pPr>
-        <w:pStyle w:val="TNR"/>
-      </w:pPr>
-      <w:r>
-        <w:t xml:space="preserve">Для </w:t>
-      </w:r>
-      <w:r>
-        <w:t xml:space="preserve">удаления </w:t>
-      </w:r>
-      <w:r>
-        <w:t>фигуры</w:t>
-      </w:r>
-      <w:r>
-        <w:t xml:space="preserve"> необходимо в</w:t>
-      </w:r>
-      <w:r>
-        <w:t>ыбрать</w:t>
-      </w:r>
-      <w:r>
-        <w:t xml:space="preserve"> соответствующ</w:t>
-      </w:r>
-      <w:r>
-        <w:t xml:space="preserve">ее поле фигуры и нажать кнопку </w:t>
-      </w:r>
-      <w:r>
-        <w:t>«</w:t>
-      </w:r>
-      <w:r>
-        <w:t xml:space="preserve">Удалить </w:t>
-      </w:r>
-      <w:r>
-        <w:t>фигуру</w:t>
-      </w:r>
-      <w:r>
-        <w:t>»</w:t>
-      </w:r>
-      <w:r>
-        <w:t>.</w:t>
+        <w:t xml:space="preserve">Рисунок </w:t>
+      </w:r>
+      <w:r>
+        <w:t>9</w:t>
+      </w:r>
+      <w:r>
+        <w:t xml:space="preserve"> – Отображение добавленного элемента</w:t>
+      </w:r>
+    </w:p>
+    <w:p>
+      <w:pPr>
+        <w:rPr>
+          <w:lang w:val="en-US"/>
+        </w:rPr>
+      </w:pPr>
+      <w:r>
+        <w:t>В программе предусмотрена система обработки некорректного ввода данных пользователем.</w:t>
+      </w:r>
+      <w:r>
+        <w:t xml:space="preserve"> На рисунке </w:t>
+      </w:r>
+      <w:r>
+        <w:t>10</w:t>
+      </w:r>
+      <w:r>
+        <w:t xml:space="preserve"> приводится пример обработки пустого ввода.</w:t>
       </w:r>
     </w:p>
     <w:p>
@@ -7541,11 +7296,14 @@
         <w:pStyle w:val="aff3"/>
       </w:pPr>
       <w:r>
+        <w:rPr>
+          <w:noProof/>
+        </w:rPr>
         <w:drawing>
-          <wp:inline distT="0" distB="0" distL="0" distR="0" wp14:anchorId="73E9077F" wp14:editId="5E2182A7">
-            <wp:extent cx="4812941" cy="2589121"/>
-            <wp:effectExtent l="0" t="0" r="6985" b="1905"/>
-            <wp:docPr id="27" name="Рисунок 27"/>
+          <wp:inline distT="0" distB="0" distL="0" distR="0" wp14:anchorId="70A7F567" wp14:editId="767E56B1">
+            <wp:extent cx="3886742" cy="2152950"/>
+            <wp:effectExtent l="0" t="0" r="0" b="0"/>
+            <wp:docPr id="21" name="Рисунок 21"/>
             <wp:cNvGraphicFramePr>
               <a:graphicFrameLocks xmlns:a="http://schemas.openxmlformats.org/drawingml/2006/main" noChangeAspect="1"/>
             </wp:cNvGraphicFramePr>
@@ -7565,7 +7323,7 @@
                   <pic:spPr>
                     <a:xfrm>
                       <a:off x="0" y="0"/>
-                      <a:ext cx="4818987" cy="2592373"/>
+                      <a:ext cx="3886742" cy="2152950"/>
                     </a:xfrm>
                     <a:prstGeom prst="rect">
                       <a:avLst/>
@@ -7583,19 +7341,27 @@
         <w:pStyle w:val="aff3"/>
       </w:pPr>
       <w:r>
-        <w:t>Рисунок 1</w:t>
-      </w:r>
-      <w:r>
-        <w:t>4</w:t>
-      </w:r>
-      <w:r>
-        <w:t xml:space="preserve"> – Выбор </w:t>
-      </w:r>
-      <w:r>
-        <w:t>фигуры</w:t>
-      </w:r>
-      <w:r>
-        <w:t xml:space="preserve"> в таблице</w:t>
+        <w:t xml:space="preserve">Рисунок </w:t>
+      </w:r>
+      <w:r>
+        <w:t>10</w:t>
+      </w:r>
+      <w:r>
+        <w:t xml:space="preserve"> – Попытка пустого ввода (Пример №1)</w:t>
+      </w:r>
+    </w:p>
+    <w:p>
+      <w:pPr>
+        <w:pStyle w:val="TNR"/>
+      </w:pPr>
+      <w:r>
+        <w:t>При попытки пустого ввода выводится сообщение об ошибке</w:t>
+      </w:r>
+      <w:r>
+        <w:t>, с просьбой заполнить все поля фигуры</w:t>
+      </w:r>
+      <w:r>
+        <w:t>.</w:t>
       </w:r>
     </w:p>
     <w:p>
@@ -7603,11 +7369,14 @@
         <w:pStyle w:val="aff3"/>
       </w:pPr>
       <w:r>
+        <w:rPr>
+          <w:noProof/>
+        </w:rPr>
         <w:drawing>
-          <wp:inline distT="0" distB="0" distL="0" distR="0" wp14:anchorId="5C93898D" wp14:editId="64B6B452">
-            <wp:extent cx="4812941" cy="2601734"/>
-            <wp:effectExtent l="0" t="0" r="6985" b="8255"/>
-            <wp:docPr id="28" name="Рисунок 28"/>
+          <wp:inline distT="0" distB="0" distL="0" distR="0" wp14:anchorId="04AF7A53" wp14:editId="5AF47C5F">
+            <wp:extent cx="2486372" cy="1457528"/>
+            <wp:effectExtent l="0" t="0" r="9525" b="9525"/>
+            <wp:docPr id="22" name="Рисунок 22"/>
             <wp:cNvGraphicFramePr>
               <a:graphicFrameLocks xmlns:a="http://schemas.openxmlformats.org/drawingml/2006/main" noChangeAspect="1"/>
             </wp:cNvGraphicFramePr>
@@ -7627,7 +7396,7 @@
                   <pic:spPr>
                     <a:xfrm>
                       <a:off x="0" y="0"/>
-                      <a:ext cx="4827998" cy="2609873"/>
+                      <a:ext cx="2486372" cy="1457528"/>
                     </a:xfrm>
                     <a:prstGeom prst="rect">
                       <a:avLst/>
@@ -7645,30 +7414,24 @@
         <w:pStyle w:val="aff3"/>
       </w:pPr>
       <w:r>
-        <w:t>Рисунок 1</w:t>
-      </w:r>
-      <w:r>
-        <w:t>5</w:t>
-      </w:r>
-      <w:r>
-        <w:t xml:space="preserve"> – Результат удаления</w:t>
-      </w:r>
-    </w:p>
-    <w:p>
-      <w:r>
-        <w:rPr>
-          <w:lang w:eastAsia="en-US"/>
-        </w:rPr>
-        <w:t xml:space="preserve">Произведём удаление нескольких фигур сразу. Для этого выберем несколько полей фигур и нажмём кнопку </w:t>
-      </w:r>
-      <w:r>
-        <w:t>«</w:t>
-      </w:r>
-      <w:r>
-        <w:t>Удалить фигуру</w:t>
-      </w:r>
-      <w:r>
-        <w:t>»</w:t>
+        <w:t xml:space="preserve">Рисунок </w:t>
+      </w:r>
+      <w:r>
+        <w:t>11</w:t>
+      </w:r>
+      <w:r>
+        <w:t xml:space="preserve"> – Сообщение об ошибке</w:t>
+      </w:r>
+    </w:p>
+    <w:p>
+      <w:pPr>
+        <w:pStyle w:val="TNR"/>
+      </w:pPr>
+      <w:r>
+        <w:t xml:space="preserve">Далее приведен пример обработки при </w:t>
+      </w:r>
+      <w:r>
+        <w:t>заполнении только части полей</w:t>
       </w:r>
       <w:r>
         <w:t>.</w:t>
@@ -7679,11 +7442,15 @@
         <w:pStyle w:val="aff3"/>
       </w:pPr>
       <w:r>
+        <w:rPr>
+          <w:noProof/>
+        </w:rPr>
+        <w:lastRenderedPageBreak/>
         <w:drawing>
-          <wp:inline distT="0" distB="0" distL="0" distR="0" wp14:anchorId="671D0777" wp14:editId="51EFEA4A">
-            <wp:extent cx="4852655" cy="2610485"/>
-            <wp:effectExtent l="0" t="0" r="5715" b="0"/>
-            <wp:docPr id="29" name="Рисунок 29"/>
+          <wp:inline distT="0" distB="0" distL="0" distR="0" wp14:anchorId="1EFBE769" wp14:editId="40E95A78">
+            <wp:extent cx="3867690" cy="2162477"/>
+            <wp:effectExtent l="0" t="0" r="0" b="9525"/>
+            <wp:docPr id="23" name="Рисунок 23"/>
             <wp:cNvGraphicFramePr>
               <a:graphicFrameLocks xmlns:a="http://schemas.openxmlformats.org/drawingml/2006/main" noChangeAspect="1"/>
             </wp:cNvGraphicFramePr>
@@ -7703,7 +7470,7 @@
                   <pic:spPr>
                     <a:xfrm>
                       <a:off x="0" y="0"/>
-                      <a:ext cx="4884741" cy="2627746"/>
+                      <a:ext cx="3867690" cy="2162477"/>
                     </a:xfrm>
                     <a:prstGeom prst="rect">
                       <a:avLst/>
@@ -7724,23 +7491,30 @@
         <w:t>Рисунок 1</w:t>
       </w:r>
       <w:r>
-        <w:t>6</w:t>
-      </w:r>
-      <w:r>
-        <w:t xml:space="preserve"> – Выбор фигуры в таблице</w:t>
-      </w:r>
-    </w:p>
-    <w:p>
-      <w:pPr>
-        <w:rPr>
-          <w:lang w:eastAsia="en-US"/>
-        </w:rPr>
-      </w:pPr>
-      <w:r>
-        <w:rPr>
-          <w:lang w:eastAsia="en-US"/>
-        </w:rPr>
-        <w:t>После удаления нескольких фигур, появляется сообщение о количестве удалённых фигур.</w:t>
+        <w:t>2</w:t>
+      </w:r>
+      <w:r>
+        <w:t xml:space="preserve"> – Некорректный ввод (Пример №2)</w:t>
+      </w:r>
+    </w:p>
+    <w:p>
+      <w:pPr>
+        <w:pStyle w:val="TNR"/>
+      </w:pPr>
+      <w:r>
+        <w:t xml:space="preserve">Если </w:t>
+      </w:r>
+      <w:r>
+        <w:t>заполнены не все поля</w:t>
+      </w:r>
+      <w:r>
+        <w:t xml:space="preserve">, выводится ошибка с </w:t>
+      </w:r>
+      <w:r>
+        <w:t>аналогичным сообщением</w:t>
+      </w:r>
+      <w:r>
+        <w:t xml:space="preserve">. </w:t>
       </w:r>
     </w:p>
     <w:p>
@@ -7748,11 +7522,14 @@
         <w:pStyle w:val="aff3"/>
       </w:pPr>
       <w:r>
+        <w:rPr>
+          <w:noProof/>
+        </w:rPr>
         <w:drawing>
-          <wp:inline distT="0" distB="0" distL="0" distR="0" wp14:anchorId="529E1558" wp14:editId="15A5BF32">
-            <wp:extent cx="1790950" cy="1438476"/>
+          <wp:inline distT="0" distB="0" distL="0" distR="0" wp14:anchorId="2716FFD2" wp14:editId="3860E64B">
+            <wp:extent cx="2495898" cy="1419423"/>
             <wp:effectExtent l="0" t="0" r="0" b="9525"/>
-            <wp:docPr id="30" name="Рисунок 30"/>
+            <wp:docPr id="24" name="Рисунок 24"/>
             <wp:cNvGraphicFramePr>
               <a:graphicFrameLocks xmlns:a="http://schemas.openxmlformats.org/drawingml/2006/main" noChangeAspect="1"/>
             </wp:cNvGraphicFramePr>
@@ -7772,7 +7549,7 @@
                   <pic:spPr>
                     <a:xfrm>
                       <a:off x="0" y="0"/>
-                      <a:ext cx="1790950" cy="1438476"/>
+                      <a:ext cx="2495898" cy="1419423"/>
                     </a:xfrm>
                     <a:prstGeom prst="rect">
                       <a:avLst/>
@@ -7793,13 +7570,66 @@
         <w:t>Рисунок 1</w:t>
       </w:r>
       <w:r>
-        <w:t>7</w:t>
-      </w:r>
-      <w:r>
-        <w:t xml:space="preserve"> – </w:t>
-      </w:r>
-      <w:r>
-        <w:t>Сообщение о количестве удалённых фигур</w:t>
+        <w:t>3</w:t>
+      </w:r>
+      <w:r>
+        <w:t xml:space="preserve"> – Сообщение об ошибке</w:t>
+      </w:r>
+    </w:p>
+    <w:p>
+      <w:pPr>
+        <w:pStyle w:val="2"/>
+      </w:pPr>
+      <w:bookmarkStart w:id="17" w:name="_Toc228030591"/>
+      <w:bookmarkStart w:id="18" w:name="_Toc232250917"/>
+      <w:r>
+        <w:t>Тест №</w:t>
+      </w:r>
+      <w:r>
+        <w:t>2 – Удаление элемента</w:t>
+      </w:r>
+      <w:bookmarkEnd w:id="17"/>
+      <w:bookmarkEnd w:id="18"/>
+    </w:p>
+    <w:p>
+      <w:pPr>
+        <w:pStyle w:val="TNR"/>
+      </w:pPr>
+      <w:r>
+        <w:t xml:space="preserve">Для </w:t>
+      </w:r>
+      <w:r>
+        <w:t xml:space="preserve">удаления </w:t>
+      </w:r>
+      <w:r>
+        <w:t>фигуры</w:t>
+      </w:r>
+      <w:r>
+        <w:t xml:space="preserve"> необходимо в</w:t>
+      </w:r>
+      <w:r>
+        <w:t>ыбрать</w:t>
+      </w:r>
+      <w:r>
+        <w:t xml:space="preserve"> соответствующ</w:t>
+      </w:r>
+      <w:r>
+        <w:t xml:space="preserve">ее поле фигуры и нажать кнопку </w:t>
+      </w:r>
+      <w:r>
+        <w:t>«</w:t>
+      </w:r>
+      <w:r>
+        <w:t xml:space="preserve">Удалить </w:t>
+      </w:r>
+      <w:r>
+        <w:t>фигуру</w:t>
+      </w:r>
+      <w:r>
+        <w:t>»</w:t>
+      </w:r>
+      <w:r>
+        <w:t>.</w:t>
       </w:r>
     </w:p>
     <w:p>
@@ -7807,11 +7637,14 @@
         <w:pStyle w:val="aff3"/>
       </w:pPr>
       <w:r>
+        <w:rPr>
+          <w:noProof/>
+        </w:rPr>
         <w:drawing>
-          <wp:inline distT="0" distB="0" distL="0" distR="0" wp14:anchorId="34BAB425" wp14:editId="4C42982B">
-            <wp:extent cx="4859996" cy="2638927"/>
-            <wp:effectExtent l="0" t="0" r="0" b="9525"/>
-            <wp:docPr id="31" name="Рисунок 31"/>
+          <wp:inline distT="0" distB="0" distL="0" distR="0" wp14:anchorId="73E9077F" wp14:editId="5E2182A7">
+            <wp:extent cx="4812941" cy="2589121"/>
+            <wp:effectExtent l="0" t="0" r="6985" b="1905"/>
+            <wp:docPr id="27" name="Рисунок 27"/>
             <wp:cNvGraphicFramePr>
               <a:graphicFrameLocks xmlns:a="http://schemas.openxmlformats.org/drawingml/2006/main" noChangeAspect="1"/>
             </wp:cNvGraphicFramePr>
@@ -7831,7 +7664,7 @@
                   <pic:spPr>
                     <a:xfrm>
                       <a:off x="0" y="0"/>
-                      <a:ext cx="4873176" cy="2646083"/>
+                      <a:ext cx="4818987" cy="2592373"/>
                     </a:xfrm>
                     <a:prstGeom prst="rect">
                       <a:avLst/>
@@ -7852,57 +7685,16 @@
         <w:t>Рисунок 1</w:t>
       </w:r>
       <w:r>
-        <w:t>8</w:t>
-      </w:r>
-      <w:r>
-        <w:t xml:space="preserve"> – Результат удаления</w:t>
-      </w:r>
-    </w:p>
-    <w:p>
-      <w:pPr>
-        <w:pStyle w:val="2"/>
-      </w:pPr>
-      <w:bookmarkStart w:id="14" w:name="_Toc228030592"/>
-      <w:bookmarkStart w:id="15" w:name="_Toc232250918"/>
-      <w:r>
-        <w:t>Тест №</w:t>
-      </w:r>
-      <w:r>
-        <w:t xml:space="preserve">3 – Поиск </w:t>
-      </w:r>
-      <w:bookmarkEnd w:id="14"/>
+        <w:t>4</w:t>
+      </w:r>
+      <w:r>
+        <w:t xml:space="preserve"> – Выбор </w:t>
+      </w:r>
       <w:r>
         <w:t>фигуры</w:t>
       </w:r>
-      <w:bookmarkEnd w:id="15"/>
-    </w:p>
-    <w:p>
-      <w:pPr>
-        <w:pStyle w:val="TNR"/>
-      </w:pPr>
-      <w:r>
-        <w:t xml:space="preserve">Для </w:t>
-      </w:r>
-      <w:r>
-        <w:t xml:space="preserve">поиска </w:t>
-      </w:r>
-      <w:r>
-        <w:t>фигур</w:t>
-      </w:r>
-      <w:r>
-        <w:t xml:space="preserve"> необходимо вызвать соответствующую форму путём нажатия кнопки «</w:t>
-      </w:r>
-      <w:r>
-        <w:t>Поиск</w:t>
-      </w:r>
-      <w:r>
-        <w:t xml:space="preserve"> фигуры</w:t>
-      </w:r>
-      <w:r>
-        <w:t>»</w:t>
-      </w:r>
-      <w:r>
-        <w:t>.</w:t>
+      <w:r>
+        <w:t xml:space="preserve"> в таблице</w:t>
       </w:r>
     </w:p>
     <w:p>
@@ -7910,11 +7702,15 @@
         <w:pStyle w:val="aff3"/>
       </w:pPr>
       <w:r>
+        <w:rPr>
+          <w:noProof/>
+        </w:rPr>
+        <w:lastRenderedPageBreak/>
         <w:drawing>
-          <wp:inline distT="0" distB="0" distL="0" distR="0" wp14:anchorId="3E4C2BF1" wp14:editId="69AEE99E">
-            <wp:extent cx="6299835" cy="3376930"/>
-            <wp:effectExtent l="0" t="0" r="5715" b="0"/>
-            <wp:docPr id="34" name="Рисунок 34"/>
+          <wp:inline distT="0" distB="0" distL="0" distR="0" wp14:anchorId="5C93898D" wp14:editId="64B6B452">
+            <wp:extent cx="4812941" cy="2601734"/>
+            <wp:effectExtent l="0" t="0" r="6985" b="8255"/>
+            <wp:docPr id="28" name="Рисунок 28"/>
             <wp:cNvGraphicFramePr>
               <a:graphicFrameLocks xmlns:a="http://schemas.openxmlformats.org/drawingml/2006/main" noChangeAspect="1"/>
             </wp:cNvGraphicFramePr>
@@ -7934,7 +7730,7 @@
                   <pic:spPr>
                     <a:xfrm>
                       <a:off x="0" y="0"/>
-                      <a:ext cx="6299835" cy="3376930"/>
+                      <a:ext cx="4827998" cy="2609873"/>
                     </a:xfrm>
                     <a:prstGeom prst="rect">
                       <a:avLst/>
@@ -7955,41 +7751,30 @@
         <w:t>Рисунок 1</w:t>
       </w:r>
       <w:r>
-        <w:t>9</w:t>
-      </w:r>
-      <w:r>
-        <w:t xml:space="preserve"> – Вызов формы </w:t>
-      </w:r>
-      <w:r>
-        <w:t>–</w:t>
-      </w:r>
-      <w:r>
-        <w:t xml:space="preserve"> </w:t>
-      </w:r>
-      <w:r>
-        <w:t>Поиск фигуры</w:t>
-      </w:r>
-    </w:p>
-    <w:p>
-      <w:pPr>
-        <w:pStyle w:val="TNR"/>
-      </w:pPr>
-      <w:r>
-        <w:t xml:space="preserve">Откроется соответствующая форма для поиска (рисунок </w:t>
-      </w:r>
-      <w:r>
-        <w:t>20</w:t>
-      </w:r>
-      <w:r>
-        <w:t>).</w:t>
-      </w:r>
-    </w:p>
-    <w:p>
-      <w:pPr>
-        <w:pStyle w:val="TNR"/>
-      </w:pPr>
-      <w:r>
-        <w:br w:type="page"/>
+        <w:t>5</w:t>
+      </w:r>
+      <w:r>
+        <w:t xml:space="preserve"> – Результат удаления</w:t>
+      </w:r>
+    </w:p>
+    <w:p>
+      <w:r>
+        <w:rPr>
+          <w:lang w:eastAsia="en-US"/>
+        </w:rPr>
+        <w:t xml:space="preserve">Произведём удаление нескольких фигур сразу. Для этого выберем несколько полей фигур и нажмём кнопку </w:t>
+      </w:r>
+      <w:r>
+        <w:t>«</w:t>
+      </w:r>
+      <w:r>
+        <w:t>Удалить фигуру</w:t>
+      </w:r>
+      <w:r>
+        <w:t>»</w:t>
+      </w:r>
+      <w:r>
+        <w:t>.</w:t>
       </w:r>
     </w:p>
     <w:p>
@@ -7997,11 +7782,14 @@
         <w:pStyle w:val="aff3"/>
       </w:pPr>
       <w:r>
+        <w:rPr>
+          <w:noProof/>
+        </w:rPr>
         <w:drawing>
-          <wp:inline distT="0" distB="0" distL="0" distR="0" wp14:anchorId="6D8FD51A" wp14:editId="15DF3058">
-            <wp:extent cx="4888002" cy="2401383"/>
-            <wp:effectExtent l="0" t="0" r="8255" b="0"/>
-            <wp:docPr id="35" name="Рисунок 35"/>
+          <wp:inline distT="0" distB="0" distL="0" distR="0" wp14:anchorId="671D0777" wp14:editId="51EFEA4A">
+            <wp:extent cx="4852655" cy="2610485"/>
+            <wp:effectExtent l="0" t="0" r="5715" b="0"/>
+            <wp:docPr id="29" name="Рисунок 29"/>
             <wp:cNvGraphicFramePr>
               <a:graphicFrameLocks xmlns:a="http://schemas.openxmlformats.org/drawingml/2006/main" noChangeAspect="1"/>
             </wp:cNvGraphicFramePr>
@@ -8021,7 +7809,7 @@
                   <pic:spPr>
                     <a:xfrm>
                       <a:off x="0" y="0"/>
-                      <a:ext cx="4898880" cy="2406727"/>
+                      <a:ext cx="4884741" cy="2627746"/>
                     </a:xfrm>
                     <a:prstGeom prst="rect">
                       <a:avLst/>
@@ -8039,24 +7827,20 @@
         <w:pStyle w:val="aff3"/>
       </w:pPr>
       <w:r>
-        <w:t xml:space="preserve">Рисунок </w:t>
-      </w:r>
-      <w:r>
-        <w:t>20</w:t>
-      </w:r>
-      <w:r>
-        <w:t xml:space="preserve"> – Выбор типа поля для поиска</w:t>
-      </w:r>
-    </w:p>
-    <w:p>
-      <w:r>
-        <w:t xml:space="preserve">Далее пользователь выбирает параметры, по которым требуется найти </w:t>
-      </w:r>
-      <w:r>
-        <w:t>фигуру</w:t>
-      </w:r>
-      <w:r>
-        <w:t>, вводит значения этих параметров и нажимает кнопку «Найти».</w:t>
+        <w:t>Рисунок 16 – Выбор фигуры в таблице</w:t>
+      </w:r>
+    </w:p>
+    <w:p>
+      <w:pPr>
+        <w:rPr>
+          <w:lang w:eastAsia="en-US"/>
+        </w:rPr>
+      </w:pPr>
+      <w:r>
+        <w:rPr>
+          <w:lang w:eastAsia="en-US"/>
+        </w:rPr>
+        <w:t>После удаления нескольких фигур, появляется сообщение о количестве удалённых фигур.</w:t>
       </w:r>
     </w:p>
     <w:p>
@@ -8064,11 +7848,14 @@
         <w:pStyle w:val="aff3"/>
       </w:pPr>
       <w:r>
+        <w:rPr>
+          <w:noProof/>
+        </w:rPr>
         <w:drawing>
-          <wp:inline distT="0" distB="0" distL="0" distR="0" wp14:anchorId="3FABED4F" wp14:editId="04E91A64">
-            <wp:extent cx="4843364" cy="2376036"/>
-            <wp:effectExtent l="0" t="0" r="0" b="5715"/>
-            <wp:docPr id="36" name="Рисунок 36"/>
+          <wp:inline distT="0" distB="0" distL="0" distR="0" wp14:anchorId="529E1558" wp14:editId="15A5BF32">
+            <wp:extent cx="1790950" cy="1438476"/>
+            <wp:effectExtent l="0" t="0" r="0" b="9525"/>
+            <wp:docPr id="30" name="Рисунок 30"/>
             <wp:cNvGraphicFramePr>
               <a:graphicFrameLocks xmlns:a="http://schemas.openxmlformats.org/drawingml/2006/main" noChangeAspect="1"/>
             </wp:cNvGraphicFramePr>
@@ -8088,7 +7875,7 @@
                   <pic:spPr>
                     <a:xfrm>
                       <a:off x="0" y="0"/>
-                      <a:ext cx="4855438" cy="2381959"/>
+                      <a:ext cx="1790950" cy="1438476"/>
                     </a:xfrm>
                     <a:prstGeom prst="rect">
                       <a:avLst/>
@@ -8106,16 +7893,7 @@
         <w:pStyle w:val="aff3"/>
       </w:pPr>
       <w:r>
-        <w:t xml:space="preserve">Рисунок </w:t>
-      </w:r>
-      <w:r>
-        <w:t>21</w:t>
-      </w:r>
-      <w:r>
-        <w:t xml:space="preserve"> – Поиск </w:t>
-      </w:r>
-      <w:r>
-        <w:t>фигуры</w:t>
+        <w:t>Рисунок 17 – Сообщение о количестве удалённых фигур</w:t>
       </w:r>
     </w:p>
     <w:p>
@@ -8123,11 +7901,15 @@
         <w:pStyle w:val="aff3"/>
       </w:pPr>
       <w:r>
+        <w:rPr>
+          <w:noProof/>
+        </w:rPr>
+        <w:lastRenderedPageBreak/>
         <w:drawing>
-          <wp:inline distT="0" distB="0" distL="0" distR="0" wp14:anchorId="597A0836" wp14:editId="0A27FA53">
-            <wp:extent cx="4894070" cy="2376738"/>
-            <wp:effectExtent l="0" t="0" r="1905" b="5080"/>
-            <wp:docPr id="39" name="Рисунок 39"/>
+          <wp:inline distT="0" distB="0" distL="0" distR="0" wp14:anchorId="34BAB425" wp14:editId="4C42982B">
+            <wp:extent cx="4859996" cy="2638927"/>
+            <wp:effectExtent l="0" t="0" r="0" b="9525"/>
+            <wp:docPr id="31" name="Рисунок 31"/>
             <wp:cNvGraphicFramePr>
               <a:graphicFrameLocks xmlns:a="http://schemas.openxmlformats.org/drawingml/2006/main" noChangeAspect="1"/>
             </wp:cNvGraphicFramePr>
@@ -8147,7 +7929,7 @@
                   <pic:spPr>
                     <a:xfrm>
                       <a:off x="0" y="0"/>
-                      <a:ext cx="4904241" cy="2381677"/>
+                      <a:ext cx="4873176" cy="2646083"/>
                     </a:xfrm>
                     <a:prstGeom prst="rect">
                       <a:avLst/>
@@ -8165,43 +7947,48 @@
         <w:pStyle w:val="aff3"/>
       </w:pPr>
       <w:r>
-        <w:t xml:space="preserve">Рисунок </w:t>
-      </w:r>
-      <w:r>
-        <w:t>22</w:t>
-      </w:r>
-      <w:r>
-        <w:t xml:space="preserve"> – Результат поиска</w:t>
-      </w:r>
-    </w:p>
-    <w:p>
-      <w:pPr>
-        <w:rPr>
-          <w:lang w:eastAsia="en-US"/>
-        </w:rPr>
-      </w:pPr>
+        <w:t>Рисунок 18 – Результат удаления</w:t>
+      </w:r>
     </w:p>
     <w:p>
       <w:pPr>
         <w:pStyle w:val="2"/>
       </w:pPr>
-      <w:bookmarkStart w:id="16" w:name="_Toc228030593"/>
-      <w:bookmarkStart w:id="17" w:name="_Toc232250919"/>
+      <w:bookmarkStart w:id="19" w:name="_Toc228030592"/>
+      <w:bookmarkStart w:id="20" w:name="_Toc232250918"/>
       <w:r>
         <w:t>Тест №</w:t>
       </w:r>
       <w:r>
-        <w:t>4 – Сохранение данных</w:t>
-      </w:r>
-      <w:bookmarkEnd w:id="16"/>
-      <w:bookmarkEnd w:id="17"/>
-    </w:p>
-    <w:p>
+        <w:t xml:space="preserve">3 – Поиск </w:t>
+      </w:r>
+      <w:bookmarkEnd w:id="19"/>
+      <w:r>
+        <w:t>фигуры</w:t>
+      </w:r>
+      <w:bookmarkEnd w:id="20"/>
+    </w:p>
+    <w:p>
+      <w:pPr>
+        <w:pStyle w:val="TNR"/>
+      </w:pPr>
       <w:r>
         <w:t xml:space="preserve">Для </w:t>
       </w:r>
       <w:r>
-        <w:t xml:space="preserve">сохранения данных в таблице необходимо нажать кнопку «Сохранить». </w:t>
+        <w:t>поиска фигур</w:t>
+      </w:r>
+      <w:r>
+        <w:t xml:space="preserve"> необходимо вызвать соответствующую форму путём нажатия кнопки «</w:t>
+      </w:r>
+      <w:r>
+        <w:t>Поиск фигуры</w:t>
+      </w:r>
+      <w:r>
+        <w:t>»</w:t>
+      </w:r>
+      <w:r>
+        <w:t>.</w:t>
       </w:r>
     </w:p>
     <w:p>
@@ -8209,11 +7996,14 @@
         <w:pStyle w:val="aff3"/>
       </w:pPr>
       <w:r>
+        <w:rPr>
+          <w:noProof/>
+        </w:rPr>
         <w:drawing>
-          <wp:inline distT="0" distB="0" distL="0" distR="0" wp14:anchorId="65E1A9D2" wp14:editId="0C672CD0">
-            <wp:extent cx="4855355" cy="2621236"/>
-            <wp:effectExtent l="0" t="0" r="2540" b="8255"/>
-            <wp:docPr id="44" name="Рисунок 44"/>
+          <wp:inline distT="0" distB="0" distL="0" distR="0" wp14:anchorId="3E4C2BF1" wp14:editId="69AEE99E">
+            <wp:extent cx="6299835" cy="3376930"/>
+            <wp:effectExtent l="0" t="0" r="5715" b="0"/>
+            <wp:docPr id="34" name="Рисунок 34"/>
             <wp:cNvGraphicFramePr>
               <a:graphicFrameLocks xmlns:a="http://schemas.openxmlformats.org/drawingml/2006/main" noChangeAspect="1"/>
             </wp:cNvGraphicFramePr>
@@ -8233,7 +8023,7 @@
                   <pic:spPr>
                     <a:xfrm>
                       <a:off x="0" y="0"/>
-                      <a:ext cx="4865028" cy="2626458"/>
+                      <a:ext cx="6299835" cy="3376930"/>
                     </a:xfrm>
                     <a:prstGeom prst="rect">
                       <a:avLst/>
@@ -8251,40 +8041,60 @@
         <w:pStyle w:val="aff3"/>
       </w:pPr>
       <w:r>
-        <w:t xml:space="preserve">Рисунок </w:t>
-      </w:r>
-      <w:r>
-        <w:t>23</w:t>
-      </w:r>
-      <w:r>
-        <w:t xml:space="preserve"> – Переход к сохранению данных</w:t>
-      </w:r>
-    </w:p>
-    <w:p>
-      <w:r>
-        <w:t>Откроется системный диалог сохранения файла, где пользователь выбирает директорию и указывает имя файла</w:t>
-      </w:r>
-      <w:r>
-        <w:t xml:space="preserve"> (рисунок </w:t>
-      </w:r>
-      <w:r>
-        <w:t>24</w:t>
-      </w:r>
-      <w:r>
-        <w:t xml:space="preserve">). </w:t>
-      </w:r>
-    </w:p>
-    <w:p/>
+        <w:t>Рисунок 1</w:t>
+      </w:r>
+      <w:r>
+        <w:t>9</w:t>
+      </w:r>
+      <w:r>
+        <w:t xml:space="preserve"> – Вызов формы </w:t>
+      </w:r>
+      <w:r>
+        <w:t>–</w:t>
+      </w:r>
+      <w:r>
+        <w:t xml:space="preserve"> </w:t>
+      </w:r>
+      <w:r>
+        <w:t>Поиск фигуры</w:t>
+      </w:r>
+    </w:p>
+    <w:p>
+      <w:pPr>
+        <w:pStyle w:val="TNR"/>
+      </w:pPr>
+      <w:r>
+        <w:t xml:space="preserve">Откроется соответствующая форма для поиска (рисунок </w:t>
+      </w:r>
+      <w:r>
+        <w:t>20</w:t>
+      </w:r>
+      <w:r>
+        <w:t>).</w:t>
+      </w:r>
+    </w:p>
+    <w:p>
+      <w:pPr>
+        <w:pStyle w:val="TNR"/>
+      </w:pPr>
+      <w:r>
+        <w:br w:type="page"/>
+      </w:r>
+    </w:p>
     <w:p>
       <w:pPr>
         <w:pStyle w:val="aff3"/>
       </w:pPr>
       <w:r>
+        <w:rPr>
+          <w:noProof/>
+        </w:rPr>
+        <w:lastRenderedPageBreak/>
         <w:drawing>
-          <wp:inline distT="0" distB="0" distL="0" distR="0" wp14:anchorId="22DD960C" wp14:editId="181FBEC5">
-            <wp:extent cx="4845145" cy="2750515"/>
-            <wp:effectExtent l="0" t="0" r="0" b="0"/>
-            <wp:docPr id="45" name="Рисунок 45"/>
+          <wp:inline distT="0" distB="0" distL="0" distR="0" wp14:anchorId="6D8FD51A" wp14:editId="15DF3058">
+            <wp:extent cx="4888002" cy="2401383"/>
+            <wp:effectExtent l="0" t="0" r="8255" b="0"/>
+            <wp:docPr id="35" name="Рисунок 35"/>
             <wp:cNvGraphicFramePr>
               <a:graphicFrameLocks xmlns:a="http://schemas.openxmlformats.org/drawingml/2006/main" noChangeAspect="1"/>
             </wp:cNvGraphicFramePr>
@@ -8304,7 +8114,7 @@
                   <pic:spPr>
                     <a:xfrm>
                       <a:off x="0" y="0"/>
-                      <a:ext cx="4864505" cy="2761505"/>
+                      <a:ext cx="4898880" cy="2406727"/>
                     </a:xfrm>
                     <a:prstGeom prst="rect">
                       <a:avLst/>
@@ -8325,21 +8135,21 @@
         <w:t xml:space="preserve">Рисунок </w:t>
       </w:r>
       <w:r>
-        <w:t>24</w:t>
-      </w:r>
-      <w:r>
-        <w:t xml:space="preserve"> – Сохранение файла</w:t>
-      </w:r>
-    </w:p>
-    <w:p>
-      <w:r>
-        <w:t>После сохранения данных в файл появится соответствующее сообщение (рисунок 2</w:t>
-      </w:r>
-      <w:r>
-        <w:t>5</w:t>
-      </w:r>
-      <w:r>
-        <w:t>).</w:t>
+        <w:t>20</w:t>
+      </w:r>
+      <w:r>
+        <w:t xml:space="preserve"> – Выбор типа поля для поиска</w:t>
+      </w:r>
+    </w:p>
+    <w:p>
+      <w:r>
+        <w:t xml:space="preserve">Далее пользователь выбирает параметры, по которым требуется найти </w:t>
+      </w:r>
+      <w:r>
+        <w:t>фигуру</w:t>
+      </w:r>
+      <w:r>
+        <w:t>, вводит значения этих параметров и нажимает кнопку «Найти».</w:t>
       </w:r>
     </w:p>
     <w:p>
@@ -8347,11 +8157,14 @@
         <w:pStyle w:val="aff3"/>
       </w:pPr>
       <w:r>
+        <w:rPr>
+          <w:noProof/>
+        </w:rPr>
         <w:drawing>
-          <wp:inline distT="0" distB="0" distL="0" distR="0" wp14:anchorId="46E2129B" wp14:editId="69F0AAE2">
-            <wp:extent cx="2762636" cy="1438476"/>
-            <wp:effectExtent l="0" t="0" r="0" b="9525"/>
-            <wp:docPr id="46" name="Рисунок 46"/>
+          <wp:inline distT="0" distB="0" distL="0" distR="0" wp14:anchorId="3FABED4F" wp14:editId="04E91A64">
+            <wp:extent cx="4843364" cy="2376036"/>
+            <wp:effectExtent l="0" t="0" r="0" b="5715"/>
+            <wp:docPr id="36" name="Рисунок 36"/>
             <wp:cNvGraphicFramePr>
               <a:graphicFrameLocks xmlns:a="http://schemas.openxmlformats.org/drawingml/2006/main" noChangeAspect="1"/>
             </wp:cNvGraphicFramePr>
@@ -8371,7 +8184,7 @@
                   <pic:spPr>
                     <a:xfrm>
                       <a:off x="0" y="0"/>
-                      <a:ext cx="2762636" cy="1438476"/>
+                      <a:ext cx="4855438" cy="2381959"/>
                     </a:xfrm>
                     <a:prstGeom prst="rect">
                       <a:avLst/>
@@ -8389,13 +8202,16 @@
         <w:pStyle w:val="aff3"/>
       </w:pPr>
       <w:r>
-        <w:t>Рисунок 2</w:t>
-      </w:r>
-      <w:r>
-        <w:t>5</w:t>
-      </w:r>
-      <w:r>
-        <w:t xml:space="preserve"> – Сообщение о сохранении файла</w:t>
+        <w:t xml:space="preserve">Рисунок </w:t>
+      </w:r>
+      <w:r>
+        <w:t>21</w:t>
+      </w:r>
+      <w:r>
+        <w:t xml:space="preserve"> – Поиск </w:t>
+      </w:r>
+      <w:r>
+        <w:t>фигуры</w:t>
       </w:r>
     </w:p>
     <w:p>
@@ -8403,11 +8219,14 @@
         <w:pStyle w:val="aff3"/>
       </w:pPr>
       <w:r>
+        <w:rPr>
+          <w:noProof/>
+        </w:rPr>
         <w:drawing>
-          <wp:inline distT="0" distB="0" distL="0" distR="0" wp14:anchorId="33279C84" wp14:editId="11AC4960">
-            <wp:extent cx="5830114" cy="247685"/>
-            <wp:effectExtent l="0" t="0" r="0" b="0"/>
-            <wp:docPr id="47" name="Рисунок 47"/>
+          <wp:inline distT="0" distB="0" distL="0" distR="0" wp14:anchorId="597A0836" wp14:editId="0A27FA53">
+            <wp:extent cx="4894070" cy="2376738"/>
+            <wp:effectExtent l="0" t="0" r="1905" b="5080"/>
+            <wp:docPr id="39" name="Рисунок 39"/>
             <wp:cNvGraphicFramePr>
               <a:graphicFrameLocks xmlns:a="http://schemas.openxmlformats.org/drawingml/2006/main" noChangeAspect="1"/>
             </wp:cNvGraphicFramePr>
@@ -8427,7 +8246,7 @@
                   <pic:spPr>
                     <a:xfrm>
                       <a:off x="0" y="0"/>
-                      <a:ext cx="5830114" cy="247685"/>
+                      <a:ext cx="4904241" cy="2381677"/>
                     </a:xfrm>
                     <a:prstGeom prst="rect">
                       <a:avLst/>
@@ -8448,51 +8267,41 @@
         <w:t xml:space="preserve">Рисунок </w:t>
       </w:r>
       <w:r>
-        <w:t>26</w:t>
-      </w:r>
-      <w:r>
-        <w:t xml:space="preserve"> – Результат сохранения</w:t>
-      </w:r>
+        <w:t>22</w:t>
+      </w:r>
+      <w:r>
+        <w:t xml:space="preserve"> – Результат поиска</w:t>
+      </w:r>
+    </w:p>
+    <w:p>
+      <w:pPr>
+        <w:rPr>
+          <w:lang w:eastAsia="en-US"/>
+        </w:rPr>
+      </w:pPr>
     </w:p>
     <w:p>
       <w:pPr>
         <w:pStyle w:val="2"/>
       </w:pPr>
-      <w:bookmarkStart w:id="18" w:name="_Toc228030594"/>
-      <w:bookmarkStart w:id="19" w:name="_Toc232250920"/>
-      <w:r>
+      <w:bookmarkStart w:id="21" w:name="_Toc228030593"/>
+      <w:bookmarkStart w:id="22" w:name="_Toc232250919"/>
+      <w:r>
+        <w:lastRenderedPageBreak/>
         <w:t>Тест №</w:t>
       </w:r>
       <w:r>
-        <w:t>5 – Загрузка данных</w:t>
-      </w:r>
-      <w:bookmarkEnd w:id="18"/>
-      <w:bookmarkEnd w:id="19"/>
-    </w:p>
-    <w:p>
-      <w:pPr>
-        <w:pStyle w:val="TNR"/>
-      </w:pPr>
+        <w:t>4 – Сохранение данных</w:t>
+      </w:r>
+      <w:bookmarkEnd w:id="21"/>
+      <w:bookmarkEnd w:id="22"/>
+    </w:p>
+    <w:p>
       <w:r>
         <w:t xml:space="preserve">Для </w:t>
       </w:r>
       <w:r>
-        <w:t>загрузки</w:t>
-      </w:r>
-      <w:r>
-        <w:t xml:space="preserve"> данных в таблиц</w:t>
-      </w:r>
-      <w:r>
-        <w:t>у</w:t>
-      </w:r>
-      <w:r>
-        <w:t xml:space="preserve"> необходимо нажать кнопку «</w:t>
-      </w:r>
-      <w:r>
-        <w:t>Загрузить</w:t>
-      </w:r>
-      <w:r>
-        <w:t xml:space="preserve">». </w:t>
+        <w:t xml:space="preserve">сохранения данных в таблице необходимо нажать кнопку «Сохранить». </w:t>
       </w:r>
     </w:p>
     <w:p>
@@ -8500,11 +8309,14 @@
         <w:pStyle w:val="aff3"/>
       </w:pPr>
       <w:r>
+        <w:rPr>
+          <w:noProof/>
+        </w:rPr>
         <w:drawing>
-          <wp:inline distT="0" distB="0" distL="0" distR="0" wp14:anchorId="34D983C7" wp14:editId="14A5A70A">
-            <wp:extent cx="4666809" cy="2519916"/>
-            <wp:effectExtent l="0" t="0" r="635" b="0"/>
-            <wp:docPr id="49" name="Рисунок 49"/>
+          <wp:inline distT="0" distB="0" distL="0" distR="0" wp14:anchorId="65E1A9D2" wp14:editId="0C672CD0">
+            <wp:extent cx="4855355" cy="2621236"/>
+            <wp:effectExtent l="0" t="0" r="2540" b="8255"/>
+            <wp:docPr id="44" name="Рисунок 44"/>
             <wp:cNvGraphicFramePr>
               <a:graphicFrameLocks xmlns:a="http://schemas.openxmlformats.org/drawingml/2006/main" noChangeAspect="1"/>
             </wp:cNvGraphicFramePr>
@@ -8524,7 +8336,7 @@
                   <pic:spPr>
                     <a:xfrm>
                       <a:off x="0" y="0"/>
-                      <a:ext cx="4674642" cy="2524145"/>
+                      <a:ext cx="4865028" cy="2626458"/>
                     </a:xfrm>
                     <a:prstGeom prst="rect">
                       <a:avLst/>
@@ -8542,30 +8354,31 @@
         <w:pStyle w:val="aff3"/>
       </w:pPr>
       <w:r>
-        <w:t>Рисунок 2</w:t>
-      </w:r>
-      <w:r>
-        <w:t>7</w:t>
-      </w:r>
-      <w:r>
-        <w:t xml:space="preserve"> – Загрузка данных в таблицу</w:t>
-      </w:r>
-    </w:p>
-    <w:p>
-      <w:r>
-        <w:t>Далее откроется системный диалог загрузки файла.</w:t>
-      </w:r>
-    </w:p>
+        <w:t>Рисунок 23 – Переход к сохранению данных</w:t>
+      </w:r>
+    </w:p>
+    <w:p>
+      <w:r>
+        <w:t>Откроется системный диалог сохранения файла, где пользователь выбирает директорию и указывает имя файла</w:t>
+      </w:r>
+      <w:r>
+        <w:t xml:space="preserve"> (рисунок 24). </w:t>
+      </w:r>
+    </w:p>
+    <w:p/>
     <w:p>
       <w:pPr>
         <w:pStyle w:val="aff3"/>
       </w:pPr>
       <w:r>
+        <w:rPr>
+          <w:noProof/>
+        </w:rPr>
         <w:drawing>
-          <wp:inline distT="0" distB="0" distL="0" distR="0" wp14:anchorId="6A781232" wp14:editId="25CF8C9A">
-            <wp:extent cx="4928235" cy="2779801"/>
-            <wp:effectExtent l="0" t="0" r="5715" b="1905"/>
-            <wp:docPr id="50" name="Рисунок 50"/>
+          <wp:inline distT="0" distB="0" distL="0" distR="0" wp14:anchorId="22DD960C" wp14:editId="181FBEC5">
+            <wp:extent cx="4845145" cy="2750515"/>
+            <wp:effectExtent l="0" t="0" r="0" b="0"/>
+            <wp:docPr id="45" name="Рисунок 45"/>
             <wp:cNvGraphicFramePr>
               <a:graphicFrameLocks xmlns:a="http://schemas.openxmlformats.org/drawingml/2006/main" noChangeAspect="1"/>
             </wp:cNvGraphicFramePr>
@@ -8585,7 +8398,7 @@
                   <pic:spPr>
                     <a:xfrm>
                       <a:off x="0" y="0"/>
-                      <a:ext cx="4937257" cy="2784890"/>
+                      <a:ext cx="4864505" cy="2761505"/>
                     </a:xfrm>
                     <a:prstGeom prst="rect">
                       <a:avLst/>
@@ -8603,41 +8416,28 @@
         <w:pStyle w:val="aff3"/>
       </w:pPr>
       <w:r>
-        <w:t>Рисунок 2</w:t>
-      </w:r>
-      <w:r>
-        <w:t>8</w:t>
-      </w:r>
-      <w:r>
-        <w:t xml:space="preserve"> – Выбор файла для загрузки</w:t>
-      </w:r>
-    </w:p>
-    <w:p>
-      <w:pPr>
-        <w:pStyle w:val="TNR"/>
-      </w:pPr>
-      <w:r>
-        <w:t xml:space="preserve">После успешной загрузки появится сообщение (рисунок </w:t>
-      </w:r>
-      <w:r>
-        <w:t>29</w:t>
-      </w:r>
-      <w:r>
-        <w:t>).</w:t>
-      </w:r>
-    </w:p>
-    <w:p>
-      <w:pPr>
-        <w:pStyle w:val="TNR"/>
-        <w:ind w:firstLine="0"/>
-        <w:jc w:val="center"/>
-      </w:pPr>
-      <w:r>
+        <w:t>Рисунок 24 – Сохранение файла</w:t>
+      </w:r>
+    </w:p>
+    <w:p>
+      <w:r>
+        <w:t>После сохранения данных в файл появится соответствующее сообщение (рисунок 25).</w:t>
+      </w:r>
+    </w:p>
+    <w:p>
+      <w:pPr>
+        <w:pStyle w:val="aff3"/>
+      </w:pPr>
+      <w:r>
+        <w:rPr>
+          <w:noProof/>
+        </w:rPr>
+        <w:lastRenderedPageBreak/>
         <w:drawing>
-          <wp:inline distT="0" distB="0" distL="0" distR="0" wp14:anchorId="160184B3" wp14:editId="534C8884">
-            <wp:extent cx="2381582" cy="1448002"/>
-            <wp:effectExtent l="0" t="0" r="0" b="0"/>
-            <wp:docPr id="51" name="Рисунок 51"/>
+          <wp:inline distT="0" distB="0" distL="0" distR="0" wp14:anchorId="46E2129B" wp14:editId="69F0AAE2">
+            <wp:extent cx="2762636" cy="1438476"/>
+            <wp:effectExtent l="0" t="0" r="0" b="9525"/>
+            <wp:docPr id="46" name="Рисунок 46"/>
             <wp:cNvGraphicFramePr>
               <a:graphicFrameLocks xmlns:a="http://schemas.openxmlformats.org/drawingml/2006/main" noChangeAspect="1"/>
             </wp:cNvGraphicFramePr>
@@ -8657,7 +8457,7 @@
                   <pic:spPr>
                     <a:xfrm>
                       <a:off x="0" y="0"/>
-                      <a:ext cx="2381582" cy="1448002"/>
+                      <a:ext cx="2762636" cy="1438476"/>
                     </a:xfrm>
                     <a:prstGeom prst="rect">
                       <a:avLst/>
@@ -8672,30 +8472,25 @@
     </w:p>
     <w:p>
       <w:pPr>
-        <w:pStyle w:val="TNR"/>
-        <w:ind w:firstLine="0"/>
-        <w:jc w:val="center"/>
-      </w:pPr>
-      <w:r>
-        <w:t xml:space="preserve">Рисунок </w:t>
-      </w:r>
-      <w:r>
-        <w:t>29</w:t>
-      </w:r>
-      <w:r>
-        <w:t xml:space="preserve"> – Сообщение о загрузке файла</w:t>
-      </w:r>
-    </w:p>
-    <w:p>
-      <w:pPr>
         <w:pStyle w:val="aff3"/>
       </w:pPr>
       <w:r>
+        <w:t>Рисунок 25 – Сообщение о сохранении файла</w:t>
+      </w:r>
+    </w:p>
+    <w:p>
+      <w:pPr>
+        <w:pStyle w:val="aff3"/>
+      </w:pPr>
+      <w:r>
+        <w:rPr>
+          <w:noProof/>
+        </w:rPr>
         <w:drawing>
-          <wp:inline distT="0" distB="0" distL="0" distR="0" wp14:anchorId="7268345D" wp14:editId="25F658EC">
-            <wp:extent cx="4855453" cy="2608564"/>
-            <wp:effectExtent l="0" t="0" r="2540" b="1905"/>
-            <wp:docPr id="52" name="Рисунок 52"/>
+          <wp:inline distT="0" distB="0" distL="0" distR="0" wp14:anchorId="33279C84" wp14:editId="11AC4960">
+            <wp:extent cx="5830114" cy="247685"/>
+            <wp:effectExtent l="0" t="0" r="0" b="0"/>
+            <wp:docPr id="47" name="Рисунок 47"/>
             <wp:cNvGraphicFramePr>
               <a:graphicFrameLocks xmlns:a="http://schemas.openxmlformats.org/drawingml/2006/main" noChangeAspect="1"/>
             </wp:cNvGraphicFramePr>
@@ -8715,6 +8510,283 @@
                   <pic:spPr>
                     <a:xfrm>
                       <a:off x="0" y="0"/>
+                      <a:ext cx="5830114" cy="247685"/>
+                    </a:xfrm>
+                    <a:prstGeom prst="rect">
+                      <a:avLst/>
+                    </a:prstGeom>
+                  </pic:spPr>
+                </pic:pic>
+              </a:graphicData>
+            </a:graphic>
+          </wp:inline>
+        </w:drawing>
+      </w:r>
+    </w:p>
+    <w:p>
+      <w:pPr>
+        <w:pStyle w:val="aff3"/>
+      </w:pPr>
+      <w:r>
+        <w:t xml:space="preserve">Рисунок </w:t>
+      </w:r>
+      <w:r>
+        <w:t>26</w:t>
+      </w:r>
+      <w:r>
+        <w:t xml:space="preserve"> – Результат сохранения</w:t>
+      </w:r>
+    </w:p>
+    <w:p>
+      <w:pPr>
+        <w:pStyle w:val="2"/>
+      </w:pPr>
+      <w:bookmarkStart w:id="23" w:name="_Toc228030594"/>
+      <w:bookmarkStart w:id="24" w:name="_Toc232250920"/>
+      <w:r>
+        <w:t>Тест №</w:t>
+      </w:r>
+      <w:r>
+        <w:t>5 – Загрузка данных</w:t>
+      </w:r>
+      <w:bookmarkEnd w:id="23"/>
+      <w:bookmarkEnd w:id="24"/>
+    </w:p>
+    <w:p>
+      <w:pPr>
+        <w:pStyle w:val="TNR"/>
+      </w:pPr>
+      <w:r>
+        <w:t xml:space="preserve">Для </w:t>
+      </w:r>
+      <w:r>
+        <w:t>загрузки</w:t>
+      </w:r>
+      <w:r>
+        <w:t xml:space="preserve"> данных в таблиц</w:t>
+      </w:r>
+      <w:r>
+        <w:t>у</w:t>
+      </w:r>
+      <w:r>
+        <w:t xml:space="preserve"> необходимо нажать кнопку «</w:t>
+      </w:r>
+      <w:r>
+        <w:t>Загрузить</w:t>
+      </w:r>
+      <w:r>
+        <w:t xml:space="preserve">». </w:t>
+      </w:r>
+    </w:p>
+    <w:p>
+      <w:pPr>
+        <w:pStyle w:val="aff3"/>
+      </w:pPr>
+      <w:r>
+        <w:rPr>
+          <w:noProof/>
+        </w:rPr>
+        <w:drawing>
+          <wp:inline distT="0" distB="0" distL="0" distR="0" wp14:anchorId="34D983C7" wp14:editId="14A5A70A">
+            <wp:extent cx="4666809" cy="2519916"/>
+            <wp:effectExtent l="0" t="0" r="635" b="0"/>
+            <wp:docPr id="49" name="Рисунок 49"/>
+            <wp:cNvGraphicFramePr>
+              <a:graphicFrameLocks xmlns:a="http://schemas.openxmlformats.org/drawingml/2006/main" noChangeAspect="1"/>
+            </wp:cNvGraphicFramePr>
+            <a:graphic xmlns:a="http://schemas.openxmlformats.org/drawingml/2006/main">
+              <a:graphicData uri="http://schemas.openxmlformats.org/drawingml/2006/picture">
+                <pic:pic xmlns:pic="http://schemas.openxmlformats.org/drawingml/2006/picture">
+                  <pic:nvPicPr>
+                    <pic:cNvPr id="1" name=""/>
+                    <pic:cNvPicPr/>
+                  </pic:nvPicPr>
+                  <pic:blipFill>
+                    <a:blip r:embed="rId40"/>
+                    <a:stretch>
+                      <a:fillRect/>
+                    </a:stretch>
+                  </pic:blipFill>
+                  <pic:spPr>
+                    <a:xfrm>
+                      <a:off x="0" y="0"/>
+                      <a:ext cx="4674642" cy="2524145"/>
+                    </a:xfrm>
+                    <a:prstGeom prst="rect">
+                      <a:avLst/>
+                    </a:prstGeom>
+                  </pic:spPr>
+                </pic:pic>
+              </a:graphicData>
+            </a:graphic>
+          </wp:inline>
+        </w:drawing>
+      </w:r>
+    </w:p>
+    <w:p>
+      <w:pPr>
+        <w:pStyle w:val="aff3"/>
+      </w:pPr>
+      <w:r>
+        <w:t>Рисунок 27 – Загрузка данных в таблицу</w:t>
+      </w:r>
+    </w:p>
+    <w:p>
+      <w:r>
+        <w:t>Далее откроется системный диалог загрузки файла.</w:t>
+      </w:r>
+    </w:p>
+    <w:p>
+      <w:pPr>
+        <w:pStyle w:val="aff3"/>
+      </w:pPr>
+      <w:r>
+        <w:rPr>
+          <w:noProof/>
+        </w:rPr>
+        <w:drawing>
+          <wp:inline distT="0" distB="0" distL="0" distR="0" wp14:anchorId="6A781232" wp14:editId="5E9EB76D">
+            <wp:extent cx="4476750" cy="2525138"/>
+            <wp:effectExtent l="0" t="0" r="0" b="8890"/>
+            <wp:docPr id="50" name="Рисунок 50"/>
+            <wp:cNvGraphicFramePr>
+              <a:graphicFrameLocks xmlns:a="http://schemas.openxmlformats.org/drawingml/2006/main" noChangeAspect="1"/>
+            </wp:cNvGraphicFramePr>
+            <a:graphic xmlns:a="http://schemas.openxmlformats.org/drawingml/2006/main">
+              <a:graphicData uri="http://schemas.openxmlformats.org/drawingml/2006/picture">
+                <pic:pic xmlns:pic="http://schemas.openxmlformats.org/drawingml/2006/picture">
+                  <pic:nvPicPr>
+                    <pic:cNvPr id="1" name=""/>
+                    <pic:cNvPicPr/>
+                  </pic:nvPicPr>
+                  <pic:blipFill>
+                    <a:blip r:embed="rId41"/>
+                    <a:stretch>
+                      <a:fillRect/>
+                    </a:stretch>
+                  </pic:blipFill>
+                  <pic:spPr>
+                    <a:xfrm>
+                      <a:off x="0" y="0"/>
+                      <a:ext cx="4489852" cy="2532528"/>
+                    </a:xfrm>
+                    <a:prstGeom prst="rect">
+                      <a:avLst/>
+                    </a:prstGeom>
+                  </pic:spPr>
+                </pic:pic>
+              </a:graphicData>
+            </a:graphic>
+          </wp:inline>
+        </w:drawing>
+      </w:r>
+    </w:p>
+    <w:p>
+      <w:pPr>
+        <w:pStyle w:val="aff3"/>
+      </w:pPr>
+      <w:r>
+        <w:t>Рисунок 28 – Выбор файла для загрузки</w:t>
+      </w:r>
+    </w:p>
+    <w:p>
+      <w:pPr>
+        <w:pStyle w:val="TNR"/>
+      </w:pPr>
+      <w:r>
+        <w:lastRenderedPageBreak/>
+        <w:t>После успешной загрузки появится сообщение (рисунок 29).</w:t>
+      </w:r>
+    </w:p>
+    <w:p>
+      <w:pPr>
+        <w:pStyle w:val="TNR"/>
+        <w:ind w:firstLine="0"/>
+        <w:jc w:val="center"/>
+      </w:pPr>
+      <w:r>
+        <w:rPr>
+          <w:noProof/>
+        </w:rPr>
+        <w:drawing>
+          <wp:inline distT="0" distB="0" distL="0" distR="0" wp14:anchorId="160184B3" wp14:editId="534C8884">
+            <wp:extent cx="2381582" cy="1448002"/>
+            <wp:effectExtent l="0" t="0" r="0" b="0"/>
+            <wp:docPr id="51" name="Рисунок 51"/>
+            <wp:cNvGraphicFramePr>
+              <a:graphicFrameLocks xmlns:a="http://schemas.openxmlformats.org/drawingml/2006/main" noChangeAspect="1"/>
+            </wp:cNvGraphicFramePr>
+            <a:graphic xmlns:a="http://schemas.openxmlformats.org/drawingml/2006/main">
+              <a:graphicData uri="http://schemas.openxmlformats.org/drawingml/2006/picture">
+                <pic:pic xmlns:pic="http://schemas.openxmlformats.org/drawingml/2006/picture">
+                  <pic:nvPicPr>
+                    <pic:cNvPr id="1" name=""/>
+                    <pic:cNvPicPr/>
+                  </pic:nvPicPr>
+                  <pic:blipFill>
+                    <a:blip r:embed="rId42"/>
+                    <a:stretch>
+                      <a:fillRect/>
+                    </a:stretch>
+                  </pic:blipFill>
+                  <pic:spPr>
+                    <a:xfrm>
+                      <a:off x="0" y="0"/>
+                      <a:ext cx="2381582" cy="1448002"/>
+                    </a:xfrm>
+                    <a:prstGeom prst="rect">
+                      <a:avLst/>
+                    </a:prstGeom>
+                  </pic:spPr>
+                </pic:pic>
+              </a:graphicData>
+            </a:graphic>
+          </wp:inline>
+        </w:drawing>
+      </w:r>
+    </w:p>
+    <w:p>
+      <w:pPr>
+        <w:pStyle w:val="TNR"/>
+        <w:ind w:firstLine="0"/>
+        <w:jc w:val="center"/>
+      </w:pPr>
+      <w:r>
+        <w:t>Рисунок 29 – Сообщение о загрузке файла</w:t>
+      </w:r>
+    </w:p>
+    <w:p>
+      <w:pPr>
+        <w:pStyle w:val="aff3"/>
+      </w:pPr>
+      <w:r>
+        <w:rPr>
+          <w:noProof/>
+        </w:rPr>
+        <w:drawing>
+          <wp:inline distT="0" distB="0" distL="0" distR="0" wp14:anchorId="7268345D" wp14:editId="25F658EC">
+            <wp:extent cx="4855453" cy="2608564"/>
+            <wp:effectExtent l="0" t="0" r="2540" b="1905"/>
+            <wp:docPr id="52" name="Рисунок 52"/>
+            <wp:cNvGraphicFramePr>
+              <a:graphicFrameLocks xmlns:a="http://schemas.openxmlformats.org/drawingml/2006/main" noChangeAspect="1"/>
+            </wp:cNvGraphicFramePr>
+            <a:graphic xmlns:a="http://schemas.openxmlformats.org/drawingml/2006/main">
+              <a:graphicData uri="http://schemas.openxmlformats.org/drawingml/2006/picture">
+                <pic:pic xmlns:pic="http://schemas.openxmlformats.org/drawingml/2006/picture">
+                  <pic:nvPicPr>
+                    <pic:cNvPr id="1" name=""/>
+                    <pic:cNvPicPr/>
+                  </pic:nvPicPr>
+                  <pic:blipFill>
+                    <a:blip r:embed="rId43"/>
+                    <a:stretch>
+                      <a:fillRect/>
+                    </a:stretch>
+                  </pic:blipFill>
+                  <pic:spPr>
+                    <a:xfrm>
+                      <a:off x="0" y="0"/>
                       <a:ext cx="4873855" cy="2618450"/>
                     </a:xfrm>
                     <a:prstGeom prst="rect">
@@ -8735,22 +8807,7 @@
         <w:jc w:val="center"/>
       </w:pPr>
       <w:r>
-        <w:t xml:space="preserve">Рисунок </w:t>
-      </w:r>
-      <w:r>
-        <w:t>30</w:t>
-      </w:r>
-      <w:r>
-        <w:t xml:space="preserve"> – </w:t>
-      </w:r>
-      <w:r>
-        <w:t>Результат</w:t>
-      </w:r>
-      <w:r>
-        <w:t xml:space="preserve"> загрузк</w:t>
-      </w:r>
-      <w:r>
-        <w:t>и</w:t>
+        <w:t>Рисунок 30 – Результат загрузки</w:t>
       </w:r>
     </w:p>
     <w:p>
@@ -8845,18 +8902,28 @@
           <w:lang w:eastAsia="en-US"/>
         </w:rPr>
       </w:pPr>
-      <w:bookmarkStart w:id="20" w:name="_Toc225423988"/>
-      <w:bookmarkStart w:id="21" w:name="_Toc228030595"/>
-      <w:bookmarkStart w:id="22" w:name="_Toc232250921"/>
-      <w:r>
+      <w:bookmarkStart w:id="25" w:name="_Toc225423988"/>
+      <w:bookmarkStart w:id="26" w:name="_Toc228030595"/>
+      <w:bookmarkStart w:id="27" w:name="_Toc232250921"/>
+    </w:p>
+    <w:p>
+      <w:pPr>
+        <w:pStyle w:val="-"/>
+        <w:jc w:val="center"/>
         <w:rPr>
           <w:lang w:eastAsia="en-US"/>
         </w:rPr>
+      </w:pPr>
+      <w:r>
+        <w:rPr>
+          <w:lang w:eastAsia="en-US"/>
+        </w:rPr>
+        <w:lastRenderedPageBreak/>
         <w:t>Приложение А</w:t>
       </w:r>
-      <w:bookmarkEnd w:id="20"/>
-      <w:bookmarkEnd w:id="21"/>
-      <w:bookmarkEnd w:id="22"/>
+      <w:bookmarkEnd w:id="25"/>
+      <w:bookmarkEnd w:id="26"/>
+      <w:bookmarkEnd w:id="27"/>
     </w:p>
     <w:p>
       <w:pPr>
@@ -9198,13 +9265,14 @@
         </w:numPr>
         <w:ind w:firstLine="709"/>
       </w:pPr>
-      <w:bookmarkStart w:id="23" w:name="_Toc228030596"/>
-      <w:bookmarkStart w:id="24" w:name="_Toc232250922"/>
-      <w:r>
+      <w:bookmarkStart w:id="28" w:name="_Toc228030596"/>
+      <w:bookmarkStart w:id="29" w:name="_Toc232250922"/>
+      <w:r>
+        <w:lastRenderedPageBreak/>
         <w:t>Общие сведения</w:t>
       </w:r>
-      <w:bookmarkEnd w:id="23"/>
-      <w:bookmarkEnd w:id="24"/>
+      <w:bookmarkEnd w:id="28"/>
+      <w:bookmarkEnd w:id="29"/>
     </w:p>
     <w:p>
       <w:pPr>
@@ -9213,16 +9281,16 @@
           <w:rFonts w:eastAsia="Calibri"/>
         </w:rPr>
       </w:pPr>
-      <w:bookmarkStart w:id="25" w:name="_Toc228030597"/>
-      <w:bookmarkStart w:id="26" w:name="_Toc232250923"/>
+      <w:bookmarkStart w:id="30" w:name="_Toc228030597"/>
+      <w:bookmarkStart w:id="31" w:name="_Toc232250923"/>
       <w:r>
         <w:rPr>
           <w:rFonts w:eastAsia="Calibri"/>
         </w:rPr>
         <w:t>Полное наименование системы и её условное обозначение</w:t>
       </w:r>
-      <w:bookmarkEnd w:id="25"/>
-      <w:bookmarkEnd w:id="26"/>
+      <w:bookmarkEnd w:id="30"/>
+      <w:bookmarkEnd w:id="31"/>
     </w:p>
     <w:p>
       <w:pPr>
@@ -9278,16 +9346,16 @@
           <w:rFonts w:eastAsia="Calibri"/>
         </w:rPr>
       </w:pPr>
-      <w:bookmarkStart w:id="27" w:name="_Toc228030598"/>
-      <w:bookmarkStart w:id="28" w:name="_Toc232250924"/>
+      <w:bookmarkStart w:id="32" w:name="_Toc228030598"/>
+      <w:bookmarkStart w:id="33" w:name="_Toc232250924"/>
       <w:r>
         <w:rPr>
           <w:rFonts w:eastAsia="Calibri"/>
         </w:rPr>
         <w:t>Наименование предприятий разработчика и заказчика системы</w:t>
       </w:r>
-      <w:bookmarkEnd w:id="27"/>
-      <w:bookmarkEnd w:id="28"/>
+      <w:bookmarkEnd w:id="32"/>
+      <w:bookmarkEnd w:id="33"/>
     </w:p>
     <w:p>
       <w:pPr>
@@ -9376,16 +9444,16 @@
           <w:rFonts w:eastAsia="Calibri"/>
         </w:rPr>
       </w:pPr>
-      <w:bookmarkStart w:id="29" w:name="_Toc228030599"/>
-      <w:bookmarkStart w:id="30" w:name="_Toc232250925"/>
+      <w:bookmarkStart w:id="34" w:name="_Toc228030599"/>
+      <w:bookmarkStart w:id="35" w:name="_Toc232250925"/>
       <w:r>
         <w:rPr>
           <w:rFonts w:eastAsia="Calibri"/>
         </w:rPr>
         <w:t>Плановые сроки начала и окончания работы по созданию системы</w:t>
       </w:r>
-      <w:bookmarkEnd w:id="29"/>
-      <w:bookmarkEnd w:id="30"/>
+      <w:bookmarkEnd w:id="34"/>
+      <w:bookmarkEnd w:id="35"/>
     </w:p>
     <w:p>
       <w:pPr>
@@ -9475,13 +9543,13 @@
       <w:r>
         <w:t xml:space="preserve"> </w:t>
       </w:r>
-      <w:bookmarkStart w:id="31" w:name="_Toc228030600"/>
-      <w:bookmarkStart w:id="32" w:name="_Toc232250926"/>
+      <w:bookmarkStart w:id="36" w:name="_Toc228030600"/>
+      <w:bookmarkStart w:id="37" w:name="_Toc232250926"/>
       <w:r>
         <w:t>Назначение и цели создания системы</w:t>
       </w:r>
-      <w:bookmarkEnd w:id="31"/>
-      <w:bookmarkEnd w:id="32"/>
+      <w:bookmarkEnd w:id="36"/>
+      <w:bookmarkEnd w:id="37"/>
     </w:p>
     <w:p>
       <w:pPr>
@@ -9490,16 +9558,16 @@
           <w:rFonts w:eastAsia="Calibri"/>
         </w:rPr>
       </w:pPr>
-      <w:bookmarkStart w:id="33" w:name="_Toc228030601"/>
-      <w:bookmarkStart w:id="34" w:name="_Toc232250927"/>
+      <w:bookmarkStart w:id="38" w:name="_Toc228030601"/>
+      <w:bookmarkStart w:id="39" w:name="_Toc232250927"/>
       <w:r>
         <w:rPr>
           <w:rFonts w:eastAsia="Calibri"/>
         </w:rPr>
         <w:t>Назначение системы</w:t>
       </w:r>
-      <w:bookmarkEnd w:id="33"/>
-      <w:bookmarkEnd w:id="34"/>
+      <w:bookmarkEnd w:id="38"/>
+      <w:bookmarkEnd w:id="39"/>
     </w:p>
     <w:p>
       <w:pPr>
@@ -9521,24 +9589,24 @@
           <w:rFonts w:eastAsia="Calibri"/>
         </w:rPr>
       </w:pPr>
-      <w:bookmarkStart w:id="35" w:name="_Toc228030602"/>
-      <w:bookmarkStart w:id="36" w:name="_Toc232250928"/>
+      <w:bookmarkStart w:id="40" w:name="_Toc228030602"/>
+      <w:bookmarkStart w:id="41" w:name="_Toc232250928"/>
       <w:r>
         <w:rPr>
           <w:rFonts w:eastAsia="Calibri"/>
         </w:rPr>
         <w:t>Цели создания системы</w:t>
       </w:r>
-      <w:bookmarkEnd w:id="35"/>
-      <w:bookmarkEnd w:id="36"/>
-    </w:p>
-    <w:p>
-      <w:pPr>
-        <w:rPr>
-          <w:rFonts w:eastAsia="Calibri"/>
-        </w:rPr>
-      </w:pPr>
-      <w:bookmarkStart w:id="37" w:name="_Toc228030603"/>
+      <w:bookmarkEnd w:id="40"/>
+      <w:bookmarkEnd w:id="41"/>
+    </w:p>
+    <w:p>
+      <w:pPr>
+        <w:rPr>
+          <w:rFonts w:eastAsia="Calibri"/>
+        </w:rPr>
+      </w:pPr>
+      <w:bookmarkStart w:id="42" w:name="_Toc228030603"/>
       <w:r>
         <w:rPr>
           <w:rFonts w:eastAsia="Calibri"/>
@@ -9550,12 +9618,12 @@
       <w:pPr>
         <w:pStyle w:val="1"/>
       </w:pPr>
-      <w:bookmarkStart w:id="38" w:name="_Toc232250929"/>
+      <w:bookmarkStart w:id="43" w:name="_Toc232250929"/>
       <w:r>
         <w:t>Описание проблемы</w:t>
       </w:r>
-      <w:bookmarkEnd w:id="37"/>
-      <w:bookmarkEnd w:id="38"/>
+      <w:bookmarkEnd w:id="42"/>
+      <w:bookmarkEnd w:id="43"/>
     </w:p>
     <w:p>
       <w:pPr>
@@ -9599,29 +9667,30 @@
       <w:pPr>
         <w:pStyle w:val="1"/>
       </w:pPr>
-      <w:bookmarkStart w:id="39" w:name="_Toc232250930"/>
+      <w:bookmarkStart w:id="44" w:name="_Toc232250930"/>
       <w:r>
         <w:t>Требования к системе</w:t>
       </w:r>
-      <w:bookmarkEnd w:id="39"/>
-    </w:p>
-    <w:p>
-      <w:pPr>
-        <w:rPr>
-          <w:rFonts w:eastAsia="Calibri"/>
-        </w:rPr>
-      </w:pPr>
-    </w:p>
-    <w:p>
-      <w:pPr>
-        <w:rPr>
-          <w:rFonts w:eastAsia="Calibri"/>
-        </w:rPr>
-      </w:pPr>
-      <w:r>
-        <w:rPr>
-          <w:rFonts w:eastAsia="Calibri"/>
-        </w:rPr>
+      <w:bookmarkEnd w:id="44"/>
+    </w:p>
+    <w:p>
+      <w:pPr>
+        <w:rPr>
+          <w:rFonts w:eastAsia="Calibri"/>
+        </w:rPr>
+      </w:pPr>
+    </w:p>
+    <w:p>
+      <w:pPr>
+        <w:rPr>
+          <w:rFonts w:eastAsia="Calibri"/>
+        </w:rPr>
+      </w:pPr>
+      <w:r>
+        <w:rPr>
+          <w:rFonts w:eastAsia="Calibri"/>
+        </w:rPr>
+        <w:lastRenderedPageBreak/>
         <w:t>Таблица 5 – Префиксы мнемонических идентификаторов требований и их расшифровка</w:t>
       </w:r>
     </w:p>
@@ -10002,14 +10071,14 @@
         </w:rPr>
         <w:tab/>
       </w:r>
-      <w:bookmarkStart w:id="40" w:name="_Toc232250931"/>
+      <w:bookmarkStart w:id="45" w:name="_Toc232250931"/>
       <w:r>
         <w:rPr>
           <w:rFonts w:eastAsia="Calibri"/>
         </w:rPr>
         <w:t>Требования к архитектуре</w:t>
       </w:r>
-      <w:bookmarkEnd w:id="40"/>
+      <w:bookmarkEnd w:id="45"/>
     </w:p>
     <w:p>
       <w:pPr>
@@ -10039,14 +10108,14 @@
           <w:rFonts w:eastAsia="Calibri"/>
         </w:rPr>
       </w:pPr>
-      <w:bookmarkStart w:id="41" w:name="_Toc232250932"/>
+      <w:bookmarkStart w:id="46" w:name="_Toc232250932"/>
       <w:r>
         <w:rPr>
           <w:rFonts w:eastAsia="Calibri"/>
         </w:rPr>
         <w:t>Требования к структуре данных</w:t>
       </w:r>
-      <w:bookmarkEnd w:id="41"/>
+      <w:bookmarkEnd w:id="46"/>
     </w:p>
     <w:p>
       <w:pPr>
@@ -10068,6 +10137,7 @@
         </w:rPr>
         <w:t xml:space="preserve"> Данные о параметрах элементов должны храниться в </w:t>
       </w:r>
+      <w:commentRangeStart w:id="47"/>
       <w:r>
         <w:rPr>
           <w:lang w:val="en-US"/>
@@ -10081,13 +10151,7 @@
         <w:rPr>
           <w:rFonts w:eastAsia="Calibri"/>
         </w:rPr>
-        <w:t xml:space="preserve"> с </w:t>
-      </w:r>
-      <w:r>
-        <w:rPr>
-          <w:rFonts w:eastAsia="Calibri"/>
-        </w:rPr>
-        <w:t xml:space="preserve">расширением </w:t>
+        <w:t xml:space="preserve"> с расширением </w:t>
       </w:r>
       <w:r>
         <w:rPr>
@@ -10099,13 +10163,15 @@
         <w:rPr>
           <w:rFonts w:eastAsia="Calibri"/>
         </w:rPr>
-        <w:t>shapes</w:t>
-      </w:r>
-      <w:r>
-        <w:rPr>
-          <w:rFonts w:eastAsia="Calibri"/>
-        </w:rPr>
-        <w:t>.</w:t>
+        <w:t>shapes.</w:t>
+      </w:r>
+      <w:commentRangeEnd w:id="47"/>
+      <w:r>
+        <w:rPr>
+          <w:rStyle w:val="af2"/>
+          <w:rFonts w:ascii="Calibri" w:eastAsia="Calibri" w:hAnsi="Calibri"/>
+        </w:rPr>
+        <w:commentReference w:id="47"/>
       </w:r>
     </w:p>
     <w:p>
@@ -10115,14 +10181,14 @@
           <w:rFonts w:eastAsia="Calibri"/>
         </w:rPr>
       </w:pPr>
-      <w:bookmarkStart w:id="42" w:name="_Toc232250933"/>
+      <w:bookmarkStart w:id="48" w:name="_Toc232250933"/>
       <w:r>
         <w:rPr>
           <w:rFonts w:eastAsia="Calibri"/>
         </w:rPr>
         <w:t>Функциональные требования</w:t>
       </w:r>
-      <w:bookmarkEnd w:id="42"/>
+      <w:bookmarkEnd w:id="48"/>
     </w:p>
     <w:p>
       <w:pPr>
@@ -10580,23 +10646,7 @@
           <w:b/>
           <w:bCs/>
         </w:rPr>
-        <w:t>F1.</w:t>
-      </w:r>
-      <w:r>
-        <w:rPr>
-          <w:rFonts w:eastAsia="Calibri"/>
-          <w:b/>
-          <w:bCs/>
-        </w:rPr>
-        <w:t>3</w:t>
-      </w:r>
-      <w:r>
-        <w:rPr>
-          <w:rFonts w:eastAsia="Calibri"/>
-          <w:b/>
-          <w:bCs/>
-        </w:rPr>
-        <w:t>.</w:t>
+        <w:t>F1.3.</w:t>
       </w:r>
       <w:r>
         <w:rPr>
@@ -10652,13 +10702,7 @@
           <w:rPr>
             <w:rFonts w:ascii="Cambria Math" w:eastAsia="Calibri" w:hAnsi="Cambria Math"/>
           </w:rPr>
-          <m:t>∙</m:t>
-        </m:r>
-        <m:r>
-          <w:rPr>
-            <w:rFonts w:ascii="Cambria Math" w:eastAsia="Calibri" w:hAnsi="Cambria Math"/>
-          </w:rPr>
-          <m:t>c</m:t>
+          <m:t>∙c</m:t>
         </m:r>
       </m:oMath>
       <w:r>
@@ -10777,6 +10821,7 @@
           <w:b/>
           <w:bCs/>
         </w:rPr>
+        <w:lastRenderedPageBreak/>
         <w:t>F3.</w:t>
       </w:r>
       <w:r>
@@ -10877,14 +10922,14 @@
           <w:rFonts w:eastAsia="Calibri"/>
         </w:rPr>
       </w:pPr>
-      <w:bookmarkStart w:id="43" w:name="_Toc232250934"/>
+      <w:bookmarkStart w:id="49" w:name="_Toc232250934"/>
       <w:r>
         <w:rPr>
           <w:rFonts w:eastAsia="Calibri"/>
         </w:rPr>
         <w:t>Требования к пользовательскому интерфейсу</w:t>
       </w:r>
-      <w:bookmarkEnd w:id="43"/>
+      <w:bookmarkEnd w:id="49"/>
     </w:p>
     <w:p>
       <w:pPr>
@@ -10956,14 +11001,14 @@
           <w:rFonts w:eastAsia="Calibri"/>
         </w:rPr>
       </w:pPr>
-      <w:bookmarkStart w:id="44" w:name="_Toc232250935"/>
+      <w:bookmarkStart w:id="50" w:name="_Toc232250935"/>
       <w:r>
         <w:rPr>
           <w:rFonts w:eastAsia="Calibri"/>
         </w:rPr>
         <w:t>Требования к аппаратному и программному обеспечению</w:t>
       </w:r>
-      <w:bookmarkEnd w:id="44"/>
+      <w:bookmarkEnd w:id="50"/>
     </w:p>
     <w:p>
       <w:pPr>
@@ -11173,14 +11218,15 @@
           <w:rFonts w:eastAsia="Calibri"/>
         </w:rPr>
       </w:pPr>
-      <w:bookmarkStart w:id="45" w:name="_Toc232250936"/>
-      <w:r>
-        <w:rPr>
-          <w:rFonts w:eastAsia="Calibri"/>
-        </w:rPr>
+      <w:bookmarkStart w:id="51" w:name="_Toc232250936"/>
+      <w:r>
+        <w:rPr>
+          <w:rFonts w:eastAsia="Calibri"/>
+        </w:rPr>
+        <w:lastRenderedPageBreak/>
         <w:t>Список использованных источников</w:t>
       </w:r>
-      <w:bookmarkEnd w:id="45"/>
+      <w:bookmarkEnd w:id="51"/>
     </w:p>
     <w:p>
       <w:pPr>
@@ -11203,9 +11249,9 @@
       </w:r>
     </w:p>
     <w:sectPr>
-      <w:headerReference w:type="even" r:id="rId40"/>
-      <w:footerReference w:type="even" r:id="rId41"/>
-      <w:footerReference w:type="default" r:id="rId42"/>
+      <w:headerReference w:type="even" r:id="rId44"/>
+      <w:footerReference w:type="even" r:id="rId45"/>
+      <w:footerReference w:type="default" r:id="rId46"/>
       <w:pgSz w:w="11906" w:h="16838"/>
       <w:pgMar w:top="1134" w:right="851" w:bottom="1134" w:left="1134" w:header="709" w:footer="709" w:gutter="0"/>
       <w:pgNumType w:start="1"/>
@@ -11215,6 +11261,134 @@
     </w:sectPr>
   </w:body>
 </w:document>
+</file>
+
+<file path=word/comments.xml><?xml version="1.0" encoding="utf-8"?>
+<w:comments xmlns:wpc="http://schemas.microsoft.com/office/word/2010/wordprocessingCanvas" xmlns:cx="http://schemas.microsoft.com/office/drawing/2014/chartex" xmlns:cx1="http://schemas.microsoft.com/office/drawing/2015/9/8/chartex" xmlns:cx2="http://schemas.microsoft.com/office/drawing/2015/10/21/chartex" xmlns:cx3="http://schemas.microsoft.com/office/drawing/2016/5/9/chartex" xmlns:cx4="http://schemas.microsoft.com/office/drawing/2016/5/10/chartex" xmlns:cx5="http://schemas.microsoft.com/office/drawing/2016/5/11/chartex" xmlns:cx6="http://schemas.microsoft.com/office/drawing/2016/5/12/chartex" xmlns:cx7="http://schemas.microsoft.com/office/drawing/2016/5/13/chartex" xmlns:cx8="http://schemas.microsoft.com/office/drawing/2016/5/14/chartex" xmlns:mc="http://schemas.openxmlformats.org/markup-compatibility/2006" xmlns:aink="http://schemas.microsoft.com/office/drawing/2016/ink" xmlns:am3d="http://schemas.microsoft.com/office/drawing/2017/model3d" xmlns:o="urn:schemas-microsoft-com:office:office" xmlns:r="http://schemas.openxmlformats.org/officeDocument/2006/relationships" xmlns:m="http://schemas.openxmlformats.org/officeDocument/2006/math" xmlns:v="urn:schemas-microsoft-com:vml" xmlns:wp14="http://schemas.microsoft.com/office/word/2010/wordprocessingDrawing" xmlns:wp="http://schemas.openxmlformats.org/drawingml/2006/wordprocessingDrawing" xmlns:w10="urn:schemas-microsoft-com:office:word" xmlns:w="http://schemas.openxmlformats.org/wordprocessingml/2006/main" xmlns:w14="http://schemas.microsoft.com/office/word/2010/wordml" xmlns:w15="http://schemas.microsoft.com/office/word/2012/wordml" xmlns:w16cex="http://schemas.microsoft.com/office/word/2018/wordml/cex" xmlns:w16cid="http://schemas.microsoft.com/office/word/2016/wordml/cid" xmlns:w16="http://schemas.microsoft.com/office/word/2018/wordml" xmlns:w16sdtdh="http://schemas.microsoft.com/office/word/2020/wordml/sdtdatahash" xmlns:w16se="http://schemas.microsoft.com/office/word/2015/wordml/symex" xmlns:wpg="http://schemas.microsoft.com/office/word/2010/wordprocessingGroup" xmlns:wpi="http://schemas.microsoft.com/office/word/2010/wordprocessingInk" xmlns:wne="http://schemas.microsoft.com/office/word/2006/wordml" xmlns:wps="http://schemas.microsoft.com/office/word/2010/wordprocessingShape" mc:Ignorable="w14 w15 w16se w16cid w16 w16cex w16sdtdh wp14">
+  <w:comment w:id="3" w:author="Aleksey A. Kalentev" w:date="2026-06-13T14:05:00Z" w:initials="AAK">
+    <w:p>
+      <w:pPr>
+        <w:pStyle w:val="af3"/>
+      </w:pPr>
+      <w:r>
+        <w:rPr>
+          <w:rStyle w:val="af2"/>
+        </w:rPr>
+        <w:annotationRef/>
+      </w:r>
+    </w:p>
+  </w:comment>
+  <w:comment w:id="7" w:author="Aleksey A. Kalentev" w:date="2026-06-13T14:05:00Z" w:initials="AAK">
+    <w:p>
+      <w:pPr>
+        <w:pStyle w:val="af3"/>
+      </w:pPr>
+      <w:r>
+        <w:rPr>
+          <w:rStyle w:val="af2"/>
+        </w:rPr>
+        <w:annotationRef/>
+      </w:r>
+      <w:r>
+        <w:t>Это не диаграмма ВИ</w:t>
+      </w:r>
+    </w:p>
+  </w:comment>
+  <w:comment w:id="10" w:author="Aleksey A. Kalentev" w:date="2026-06-13T14:08:00Z" w:initials="AAK">
+    <w:p>
+      <w:pPr>
+        <w:pStyle w:val="af3"/>
+      </w:pPr>
+      <w:r>
+        <w:rPr>
+          <w:rStyle w:val="af2"/>
+        </w:rPr>
+        <w:annotationRef/>
+      </w:r>
+    </w:p>
+  </w:comment>
+  <w:comment w:id="11" w:author="Aleksey A. Kalentev" w:date="2026-06-13T14:07:00Z" w:initials="AAK">
+    <w:p>
+      <w:pPr>
+        <w:pStyle w:val="af3"/>
+      </w:pPr>
+      <w:r>
+        <w:rPr>
+          <w:rStyle w:val="af2"/>
+        </w:rPr>
+        <w:annotationRef/>
+      </w:r>
+      <w:r>
+        <w:t>Ширина таблицы</w:t>
+      </w:r>
+    </w:p>
+  </w:comment>
+  <w:comment w:id="16" w:author="Aleksey A. Kalentev" w:date="2026-06-13T14:08:00Z" w:initials="AAK">
+    <w:p>
+      <w:pPr>
+        <w:pStyle w:val="af3"/>
+      </w:pPr>
+      <w:r>
+        <w:rPr>
+          <w:rStyle w:val="af2"/>
+        </w:rPr>
+        <w:annotationRef/>
+      </w:r>
+      <w:r>
+        <w:t>Подглавы, тут и ниже</w:t>
+      </w:r>
+    </w:p>
+  </w:comment>
+  <w:comment w:id="47" w:author="Aleksey A. Kalentev" w:date="2026-06-13T14:09:00Z" w:initials="AAK">
+    <w:p>
+      <w:pPr>
+        <w:pStyle w:val="af3"/>
+      </w:pPr>
+      <w:r>
+        <w:rPr>
+          <w:rStyle w:val="af2"/>
+        </w:rPr>
+        <w:annotationRef/>
+      </w:r>
+      <w:r>
+        <w:t>Структура файла?</w:t>
+      </w:r>
+    </w:p>
+  </w:comment>
+</w:comments>
+</file>
+
+<file path=word/commentsExtended.xml><?xml version="1.0" encoding="utf-8"?>
+<w15:commentsEx xmlns:wpc="http://schemas.microsoft.com/office/word/2010/wordprocessingCanvas" xmlns:cx="http://schemas.microsoft.com/office/drawing/2014/chartex" xmlns:cx1="http://schemas.microsoft.com/office/drawing/2015/9/8/chartex" xmlns:cx2="http://schemas.microsoft.com/office/drawing/2015/10/21/chartex" xmlns:cx3="http://schemas.microsoft.com/office/drawing/2016/5/9/chartex" xmlns:cx4="http://schemas.microsoft.com/office/drawing/2016/5/10/chartex" xmlns:cx5="http://schemas.microsoft.com/office/drawing/2016/5/11/chartex" xmlns:cx6="http://schemas.microsoft.com/office/drawing/2016/5/12/chartex" xmlns:cx7="http://schemas.microsoft.com/office/drawing/2016/5/13/chartex" xmlns:cx8="http://schemas.microsoft.com/office/drawing/2016/5/14/chartex" xmlns:mc="http://schemas.openxmlformats.org/markup-compatibility/2006" xmlns:aink="http://schemas.microsoft.com/office/drawing/2016/ink" xmlns:am3d="http://schemas.microsoft.com/office/drawing/2017/model3d" xmlns:o="urn:schemas-microsoft-com:office:office" xmlns:r="http://schemas.openxmlformats.org/officeDocument/2006/relationships" xmlns:m="http://schemas.openxmlformats.org/officeDocument/2006/math" xmlns:v="urn:schemas-microsoft-com:vml" xmlns:wp14="http://schemas.microsoft.com/office/word/2010/wordprocessingDrawing" xmlns:wp="http://schemas.openxmlformats.org/drawingml/2006/wordprocessingDrawing" xmlns:w10="urn:schemas-microsoft-com:office:word" xmlns:w="http://schemas.openxmlformats.org/wordprocessingml/2006/main" xmlns:w14="http://schemas.microsoft.com/office/word/2010/wordml" xmlns:w15="http://schemas.microsoft.com/office/word/2012/wordml" xmlns:w16cex="http://schemas.microsoft.com/office/word/2018/wordml/cex" xmlns:w16cid="http://schemas.microsoft.com/office/word/2016/wordml/cid" xmlns:w16="http://schemas.microsoft.com/office/word/2018/wordml" xmlns:w16sdtdh="http://schemas.microsoft.com/office/word/2020/wordml/sdtdatahash" xmlns:w16se="http://schemas.microsoft.com/office/word/2015/wordml/symex" xmlns:wpg="http://schemas.microsoft.com/office/word/2010/wordprocessingGroup" xmlns:wpi="http://schemas.microsoft.com/office/word/2010/wordprocessingInk" xmlns:wne="http://schemas.microsoft.com/office/word/2006/wordml" xmlns:wps="http://schemas.microsoft.com/office/word/2010/wordprocessingShape" mc:Ignorable="w14 w15 w16se w16cid w16 w16cex w16sdtdh wp14">
+  <w15:commentEx w15:paraId="58D40497" w15:done="0"/>
+  <w15:commentEx w15:paraId="7B80E09E" w15:done="0"/>
+  <w15:commentEx w15:paraId="60371382" w15:done="0"/>
+  <w15:commentEx w15:paraId="36F1B8A6" w15:done="0"/>
+  <w15:commentEx w15:paraId="23D0C86D" w15:done="0"/>
+  <w15:commentEx w15:paraId="4B9B8C71" w15:done="0"/>
+</w15:commentsEx>
+</file>
+
+<file path=word/commentsExtensible.xml><?xml version="1.0" encoding="utf-8"?>
+<w16cex:commentsExtensible xmlns:wpc="http://schemas.microsoft.com/office/word/2010/wordprocessingCanvas" xmlns:cx="http://schemas.microsoft.com/office/drawing/2014/chartex" xmlns:cx1="http://schemas.microsoft.com/office/drawing/2015/9/8/chartex" xmlns:cx2="http://schemas.microsoft.com/office/drawing/2015/10/21/chartex" xmlns:cx3="http://schemas.microsoft.com/office/drawing/2016/5/9/chartex" xmlns:cx4="http://schemas.microsoft.com/office/drawing/2016/5/10/chartex" xmlns:cx5="http://schemas.microsoft.com/office/drawing/2016/5/11/chartex" xmlns:cx6="http://schemas.microsoft.com/office/drawing/2016/5/12/chartex" xmlns:cx7="http://schemas.microsoft.com/office/drawing/2016/5/13/chartex" xmlns:cx8="http://schemas.microsoft.com/office/drawing/2016/5/14/chartex" xmlns:mc="http://schemas.openxmlformats.org/markup-compatibility/2006" xmlns:aink="http://schemas.microsoft.com/office/drawing/2016/ink" xmlns:am3d="http://schemas.microsoft.com/office/drawing/2017/model3d" xmlns:o="urn:schemas-microsoft-com:office:office" xmlns:r="http://schemas.openxmlformats.org/officeDocument/2006/relationships" xmlns:m="http://schemas.openxmlformats.org/officeDocument/2006/math" xmlns:v="urn:schemas-microsoft-com:vml" xmlns:wp14="http://schemas.microsoft.com/office/word/2010/wordprocessingDrawing" xmlns:wp="http://schemas.openxmlformats.org/drawingml/2006/wordprocessingDrawing" xmlns:w10="urn:schemas-microsoft-com:office:word" xmlns:w="http://schemas.openxmlformats.org/wordprocessingml/2006/main" xmlns:w14="http://schemas.microsoft.com/office/word/2010/wordml" xmlns:w15="http://schemas.microsoft.com/office/word/2012/wordml" xmlns:w16cex="http://schemas.microsoft.com/office/word/2018/wordml/cex" xmlns:w16cid="http://schemas.microsoft.com/office/word/2016/wordml/cid" xmlns:w16="http://schemas.microsoft.com/office/word/2018/wordml" xmlns:w16sdtdh="http://schemas.microsoft.com/office/word/2020/wordml/sdtdatahash" xmlns:w16se="http://schemas.microsoft.com/office/word/2015/wordml/symex" xmlns:wpg="http://schemas.microsoft.com/office/word/2010/wordprocessingGroup" xmlns:wpi="http://schemas.microsoft.com/office/word/2010/wordprocessingInk" xmlns:wne="http://schemas.microsoft.com/office/word/2006/wordml" xmlns:wps="http://schemas.microsoft.com/office/word/2010/wordprocessingShape" mc:Ignorable="w14 w15 w16se w16cid w16 w16cex w16sdtdh wp14">
+  <w16cex:commentExtensible w16cex:durableId="2DD7E20C" w16cex:dateUtc="2026-06-13T07:05:00Z"/>
+  <w16cex:commentExtensible w16cex:durableId="2DD7E221" w16cex:dateUtc="2026-06-13T07:05:00Z"/>
+  <w16cex:commentExtensible w16cex:durableId="2DD7E2C9" w16cex:dateUtc="2026-06-13T07:08:00Z"/>
+  <w16cex:commentExtensible w16cex:durableId="2DD7E2BF" w16cex:dateUtc="2026-06-13T07:07:00Z"/>
+  <w16cex:commentExtensible w16cex:durableId="2DD7E2E3" w16cex:dateUtc="2026-06-13T07:08:00Z"/>
+  <w16cex:commentExtensible w16cex:durableId="2DD7E32A" w16cex:dateUtc="2026-06-13T07:09:00Z"/>
+</w16cex:commentsExtensible>
+</file>
+
+<file path=word/commentsIds.xml><?xml version="1.0" encoding="utf-8"?>
+<w16cid:commentsIds xmlns:wpc="http://schemas.microsoft.com/office/word/2010/wordprocessingCanvas" xmlns:cx="http://schemas.microsoft.com/office/drawing/2014/chartex" xmlns:cx1="http://schemas.microsoft.com/office/drawing/2015/9/8/chartex" xmlns:cx2="http://schemas.microsoft.com/office/drawing/2015/10/21/chartex" xmlns:cx3="http://schemas.microsoft.com/office/drawing/2016/5/9/chartex" xmlns:cx4="http://schemas.microsoft.com/office/drawing/2016/5/10/chartex" xmlns:cx5="http://schemas.microsoft.com/office/drawing/2016/5/11/chartex" xmlns:cx6="http://schemas.microsoft.com/office/drawing/2016/5/12/chartex" xmlns:cx7="http://schemas.microsoft.com/office/drawing/2016/5/13/chartex" xmlns:cx8="http://schemas.microsoft.com/office/drawing/2016/5/14/chartex" xmlns:mc="http://schemas.openxmlformats.org/markup-compatibility/2006" xmlns:aink="http://schemas.microsoft.com/office/drawing/2016/ink" xmlns:am3d="http://schemas.microsoft.com/office/drawing/2017/model3d" xmlns:o="urn:schemas-microsoft-com:office:office" xmlns:r="http://schemas.openxmlformats.org/officeDocument/2006/relationships" xmlns:m="http://schemas.openxmlformats.org/officeDocument/2006/math" xmlns:v="urn:schemas-microsoft-com:vml" xmlns:wp14="http://schemas.microsoft.com/office/word/2010/wordprocessingDrawing" xmlns:wp="http://schemas.openxmlformats.org/drawingml/2006/wordprocessingDrawing" xmlns:w10="urn:schemas-microsoft-com:office:word" xmlns:w="http://schemas.openxmlformats.org/wordprocessingml/2006/main" xmlns:w14="http://schemas.microsoft.com/office/word/2010/wordml" xmlns:w15="http://schemas.microsoft.com/office/word/2012/wordml" xmlns:w16cex="http://schemas.microsoft.com/office/word/2018/wordml/cex" xmlns:w16cid="http://schemas.microsoft.com/office/word/2016/wordml/cid" xmlns:w16="http://schemas.microsoft.com/office/word/2018/wordml" xmlns:w16sdtdh="http://schemas.microsoft.com/office/word/2020/wordml/sdtdatahash" xmlns:w16se="http://schemas.microsoft.com/office/word/2015/wordml/symex" xmlns:wpg="http://schemas.microsoft.com/office/word/2010/wordprocessingGroup" xmlns:wpi="http://schemas.microsoft.com/office/word/2010/wordprocessingInk" xmlns:wne="http://schemas.microsoft.com/office/word/2006/wordml" xmlns:wps="http://schemas.microsoft.com/office/word/2010/wordprocessingShape" mc:Ignorable="w14 w15 w16se w16cid w16 w16cex w16sdtdh wp14">
+  <w16cid:commentId w16cid:paraId="58D40497" w16cid:durableId="2DD7E20C"/>
+  <w16cid:commentId w16cid:paraId="7B80E09E" w16cid:durableId="2DD7E221"/>
+  <w16cid:commentId w16cid:paraId="60371382" w16cid:durableId="2DD7E2C9"/>
+  <w16cid:commentId w16cid:paraId="36F1B8A6" w16cid:durableId="2DD7E2BF"/>
+  <w16cid:commentId w16cid:paraId="23D0C86D" w16cid:durableId="2DD7E2E3"/>
+  <w16cid:commentId w16cid:paraId="4B9B8C71" w16cid:durableId="2DD7E32A"/>
+</w16cid:commentsIds>
 </file>
 
 <file path=word/endnotes.xml><?xml version="1.0" encoding="utf-8"?>
@@ -11262,6 +11436,7 @@
         <w:docPartUnique/>
       </w:docPartObj>
     </w:sdtPr>
+    <w:sdtEndPr/>
     <w:sdtContent>
       <w:p>
         <w:pPr>
@@ -11759,6 +11934,14 @@
   </w:num>
   <w:numIdMacAtCleanup w:val="4"/>
 </w:numbering>
+</file>
+
+<file path=word/people.xml><?xml version="1.0" encoding="utf-8"?>
+<w15:people xmlns:wpc="http://schemas.microsoft.com/office/word/2010/wordprocessingCanvas" xmlns:cx="http://schemas.microsoft.com/office/drawing/2014/chartex" xmlns:cx1="http://schemas.microsoft.com/office/drawing/2015/9/8/chartex" xmlns:cx2="http://schemas.microsoft.com/office/drawing/2015/10/21/chartex" xmlns:cx3="http://schemas.microsoft.com/office/drawing/2016/5/9/chartex" xmlns:cx4="http://schemas.microsoft.com/office/drawing/2016/5/10/chartex" xmlns:cx5="http://schemas.microsoft.com/office/drawing/2016/5/11/chartex" xmlns:cx6="http://schemas.microsoft.com/office/drawing/2016/5/12/chartex" xmlns:cx7="http://schemas.microsoft.com/office/drawing/2016/5/13/chartex" xmlns:cx8="http://schemas.microsoft.com/office/drawing/2016/5/14/chartex" xmlns:mc="http://schemas.openxmlformats.org/markup-compatibility/2006" xmlns:aink="http://schemas.microsoft.com/office/drawing/2016/ink" xmlns:am3d="http://schemas.microsoft.com/office/drawing/2017/model3d" xmlns:o="urn:schemas-microsoft-com:office:office" xmlns:r="http://schemas.openxmlformats.org/officeDocument/2006/relationships" xmlns:m="http://schemas.openxmlformats.org/officeDocument/2006/math" xmlns:v="urn:schemas-microsoft-com:vml" xmlns:wp14="http://schemas.microsoft.com/office/word/2010/wordprocessingDrawing" xmlns:wp="http://schemas.openxmlformats.org/drawingml/2006/wordprocessingDrawing" xmlns:w10="urn:schemas-microsoft-com:office:word" xmlns:w="http://schemas.openxmlformats.org/wordprocessingml/2006/main" xmlns:w14="http://schemas.microsoft.com/office/word/2010/wordml" xmlns:w15="http://schemas.microsoft.com/office/word/2012/wordml" xmlns:w16cex="http://schemas.microsoft.com/office/word/2018/wordml/cex" xmlns:w16cid="http://schemas.microsoft.com/office/word/2016/wordml/cid" xmlns:w16="http://schemas.microsoft.com/office/word/2018/wordml" xmlns:w16sdtdh="http://schemas.microsoft.com/office/word/2020/wordml/sdtdatahash" xmlns:w16se="http://schemas.microsoft.com/office/word/2015/wordml/symex" xmlns:wpg="http://schemas.microsoft.com/office/word/2010/wordprocessingGroup" xmlns:wpi="http://schemas.microsoft.com/office/word/2010/wordprocessingInk" xmlns:wne="http://schemas.microsoft.com/office/word/2006/wordml" xmlns:wps="http://schemas.microsoft.com/office/word/2010/wordprocessingShape" mc:Ignorable="w14 w15 w16se w16cid w16 w16cex w16sdtdh wp14">
+  <w15:person w15:author="Aleksey A. Kalentev">
+    <w15:presenceInfo w15:providerId="AD" w15:userId="S-1-5-21-507921405-1993962763-1957994488-151096"/>
+  </w15:person>
+</w15:people>
 </file>
 
 <file path=word/styles.xml><?xml version="1.0" encoding="utf-8"?>
@@ -11878,6 +12061,7 @@
     <w:lsdException w:name="HTML Sample" w:semiHidden="1" w:unhideWhenUsed="1"/>
     <w:lsdException w:name="HTML Typewriter" w:semiHidden="1" w:unhideWhenUsed="1"/>
     <w:lsdException w:name="HTML Variable" w:semiHidden="1" w:unhideWhenUsed="1"/>
+    <w:lsdException w:name="Normal Table" w:semiHidden="1" w:unhideWhenUsed="1"/>
     <w:lsdException w:name="annotation subject" w:semiHidden="1" w:unhideWhenUsed="1"/>
     <w:lsdException w:name="No List" w:semiHidden="1" w:unhideWhenUsed="1"/>
     <w:lsdException w:name="Outline List 1" w:semiHidden="1" w:unhideWhenUsed="1"/>
@@ -11920,8 +12104,11 @@
     <w:lsdException w:name="Table Contemporary" w:semiHidden="1" w:unhideWhenUsed="1"/>
     <w:lsdException w:name="Table Elegant" w:semiHidden="1" w:unhideWhenUsed="1"/>
     <w:lsdException w:name="Table Professional" w:semiHidden="1" w:unhideWhenUsed="1"/>
+    <w:lsdException w:name="Table Subtle 1" w:semiHidden="1" w:unhideWhenUsed="1"/>
     <w:lsdException w:name="Table Subtle 2" w:semiHidden="1" w:unhideWhenUsed="1"/>
     <w:lsdException w:name="Table Web 1" w:semiHidden="1" w:unhideWhenUsed="1"/>
+    <w:lsdException w:name="Table Web 2" w:semiHidden="1" w:unhideWhenUsed="1"/>
+    <w:lsdException w:name="Table Web 3" w:semiHidden="1" w:unhideWhenUsed="1"/>
     <w:lsdException w:name="Balloon Text" w:semiHidden="1" w:unhideWhenUsed="1"/>
     <w:lsdException w:name="Table Grid" w:uiPriority="39"/>
     <w:lsdException w:name="Table Theme" w:semiHidden="1" w:unhideWhenUsed="1"/>
@@ -12235,6 +12422,7 @@
   <w:style w:type="character" w:default="1" w:styleId="a2">
     <w:name w:val="Default Paragraph Font"/>
     <w:uiPriority w:val="1"/>
+    <w:semiHidden/>
     <w:unhideWhenUsed/>
   </w:style>
   <w:style w:type="table" w:default="1" w:styleId="a3">
